--- a/Tyler/Wordpress/Tyler_Roberts.docx
+++ b/Tyler/Wordpress/Tyler_Roberts.docx
@@ -44,7 +44,7 @@
           <w:sz w:val="19"/>
           <w:szCs w:val="19"/>
         </w:rPr>
-        <w:t>tyler.roberts.1991@outlook.com | linkedin.com/in/tyler-roberts-a7b0953a0 | Florida, United States | +1 (305) 676-4408</w:t>
+        <w:t>tylerroberts.dev@oudook.com | linkedin.com/in/tyler-roberts-3b839b3a9/ | Florida, United States | +1 (725) 258-7943</w:t>
       </w:r>
     </w:p>
     <w:p>
@@ -54,6 +54,8 @@
         </w:pBdr>
         <w:spacing w:before="120" w:after="80"/>
       </w:pPr>
+      <w:bookmarkStart w:id="0" w:name="_GoBack"/>
+      <w:bookmarkEnd w:id="0"/>
       <w:r>
         <w:rPr>
           <w:b/>
@@ -147,8 +149,9 @@
           <w:sz w:val="21"/>
           <w:szCs w:val="21"/>
         </w:rPr>
-        <w:t>Stro</w:t>
-      </w:r>
+        <w:t xml:space="preserve">Strong background delivering production-grade PHP/JavaScript solutions, scalable APIs, and modern front-end experiences that integrate cleanly with </w:t>
+      </w:r>
+      <w:proofErr w:type="spellStart"/>
       <w:r>
         <w:rPr>
           <w:rFonts w:ascii="Arial" w:eastAsia="Arial" w:hAnsi="Arial" w:cs="Arial"/>
@@ -156,9 +159,9 @@
           <w:sz w:val="21"/>
           <w:szCs w:val="21"/>
         </w:rPr>
-        <w:t xml:space="preserve">ng background delivering production-grade PHP/JavaScript solutions, scalable APIs, and modern front-end experiences that integrate cleanly with </w:t>
-      </w:r>
-      <w:proofErr w:type="spellStart"/>
+        <w:t>WordPress</w:t>
+      </w:r>
+      <w:proofErr w:type="spellEnd"/>
       <w:r>
         <w:rPr>
           <w:rFonts w:ascii="Arial" w:eastAsia="Arial" w:hAnsi="Arial" w:cs="Arial"/>
@@ -166,9 +169,9 @@
           <w:sz w:val="21"/>
           <w:szCs w:val="21"/>
         </w:rPr>
-        <w:t>WordPress</w:t>
-      </w:r>
-      <w:proofErr w:type="spellEnd"/>
+        <w:t xml:space="preserve"> </w:t>
+      </w:r>
+      <w:proofErr w:type="spellStart"/>
       <w:r>
         <w:rPr>
           <w:rFonts w:ascii="Arial" w:eastAsia="Arial" w:hAnsi="Arial" w:cs="Arial"/>
@@ -176,9 +179,9 @@
           <w:sz w:val="21"/>
           <w:szCs w:val="21"/>
         </w:rPr>
-        <w:t xml:space="preserve"> </w:t>
-      </w:r>
-      <w:proofErr w:type="spellStart"/>
+        <w:t>backends</w:t>
+      </w:r>
+      <w:proofErr w:type="spellEnd"/>
       <w:r>
         <w:rPr>
           <w:rFonts w:ascii="Arial" w:eastAsia="Arial" w:hAnsi="Arial" w:cs="Arial"/>
@@ -186,9 +189,9 @@
           <w:sz w:val="21"/>
           <w:szCs w:val="21"/>
         </w:rPr>
-        <w:t>backends</w:t>
-      </w:r>
-      <w:proofErr w:type="spellEnd"/>
+        <w:t>.</w:t>
+      </w:r>
+      <w:proofErr w:type="gramEnd"/>
       <w:r>
         <w:rPr>
           <w:rFonts w:ascii="Arial" w:eastAsia="Arial" w:hAnsi="Arial" w:cs="Arial"/>
@@ -196,9 +199,9 @@
           <w:sz w:val="21"/>
           <w:szCs w:val="21"/>
         </w:rPr>
-        <w:t>.</w:t>
-      </w:r>
-      <w:proofErr w:type="gramEnd"/>
+        <w:t xml:space="preserve"> </w:t>
+      </w:r>
+      <w:proofErr w:type="gramStart"/>
       <w:r>
         <w:rPr>
           <w:rFonts w:ascii="Arial" w:eastAsia="Arial" w:hAnsi="Arial" w:cs="Arial"/>
@@ -206,9 +209,9 @@
           <w:sz w:val="21"/>
           <w:szCs w:val="21"/>
         </w:rPr>
-        <w:t xml:space="preserve"> </w:t>
-      </w:r>
-      <w:proofErr w:type="gramStart"/>
+        <w:t xml:space="preserve">Proven ability to own complex integrations end-to-end (payments, CRM, marketing, analytics), operating with high autonomy while maintaining reliability, performance, and </w:t>
+      </w:r>
+      <w:proofErr w:type="spellStart"/>
       <w:r>
         <w:rPr>
           <w:rFonts w:ascii="Arial" w:eastAsia="Arial" w:hAnsi="Arial" w:cs="Arial"/>
@@ -216,8 +219,9 @@
           <w:sz w:val="21"/>
           <w:szCs w:val="21"/>
         </w:rPr>
-        <w:t>Proven ability to own complex integrations end-to-end (payments, CRM, marketing, analytics),</w:t>
-      </w:r>
+        <w:t>observability</w:t>
+      </w:r>
+      <w:proofErr w:type="spellEnd"/>
       <w:r>
         <w:rPr>
           <w:rFonts w:ascii="Arial" w:eastAsia="Arial" w:hAnsi="Arial" w:cs="Arial"/>
@@ -225,9 +229,9 @@
           <w:sz w:val="21"/>
           <w:szCs w:val="21"/>
         </w:rPr>
-        <w:t xml:space="preserve"> operating with high autonomy while maintaining reliability, performance, and </w:t>
-      </w:r>
-      <w:proofErr w:type="spellStart"/>
+        <w:t xml:space="preserve"> across environments.</w:t>
+      </w:r>
+      <w:proofErr w:type="gramEnd"/>
       <w:r>
         <w:rPr>
           <w:rFonts w:ascii="Arial" w:eastAsia="Arial" w:hAnsi="Arial" w:cs="Arial"/>
@@ -235,9 +239,9 @@
           <w:sz w:val="21"/>
           <w:szCs w:val="21"/>
         </w:rPr>
-        <w:t>observability</w:t>
-      </w:r>
-      <w:proofErr w:type="spellEnd"/>
+        <w:t xml:space="preserve"> </w:t>
+      </w:r>
+      <w:proofErr w:type="gramStart"/>
       <w:r>
         <w:rPr>
           <w:rFonts w:ascii="Arial" w:eastAsia="Arial" w:hAnsi="Arial" w:cs="Arial"/>
@@ -245,9 +249,9 @@
           <w:sz w:val="21"/>
           <w:szCs w:val="21"/>
         </w:rPr>
-        <w:t xml:space="preserve"> across environments.</w:t>
-      </w:r>
-      <w:proofErr w:type="gramEnd"/>
+        <w:t xml:space="preserve">Experienced in shaping architecture through hands-on implementation, modernizing legacy </w:t>
+      </w:r>
+      <w:proofErr w:type="spellStart"/>
       <w:r>
         <w:rPr>
           <w:rFonts w:ascii="Arial" w:eastAsia="Arial" w:hAnsi="Arial" w:cs="Arial"/>
@@ -255,9 +259,9 @@
           <w:sz w:val="21"/>
           <w:szCs w:val="21"/>
         </w:rPr>
-        <w:t xml:space="preserve"> </w:t>
-      </w:r>
-      <w:proofErr w:type="gramStart"/>
+        <w:t>WordPress</w:t>
+      </w:r>
+      <w:proofErr w:type="spellEnd"/>
       <w:r>
         <w:rPr>
           <w:rFonts w:ascii="Arial" w:eastAsia="Arial" w:hAnsi="Arial" w:cs="Arial"/>
@@ -265,36 +269,7 @@
           <w:sz w:val="21"/>
           <w:szCs w:val="21"/>
         </w:rPr>
-        <w:t xml:space="preserve">Experienced in shaping architecture through hands-on implementation, modernizing legacy </w:t>
-      </w:r>
-      <w:proofErr w:type="spellStart"/>
-      <w:r>
-        <w:rPr>
-          <w:rFonts w:ascii="Arial" w:eastAsia="Arial" w:hAnsi="Arial" w:cs="Arial"/>
-          <w:color w:val="111111"/>
-          <w:sz w:val="21"/>
-          <w:szCs w:val="21"/>
-        </w:rPr>
-        <w:t>WordPress</w:t>
-      </w:r>
-      <w:proofErr w:type="spellEnd"/>
-      <w:r>
-        <w:rPr>
-          <w:rFonts w:ascii="Arial" w:eastAsia="Arial" w:hAnsi="Arial" w:cs="Arial"/>
-          <w:color w:val="111111"/>
-          <w:sz w:val="21"/>
-          <w:szCs w:val="21"/>
-        </w:rPr>
-        <w:t xml:space="preserve"> stacks, and guiding maintainable patterns for</w:t>
-      </w:r>
-      <w:r>
-        <w:rPr>
-          <w:rFonts w:ascii="Arial" w:eastAsia="Arial" w:hAnsi="Arial" w:cs="Arial"/>
-          <w:color w:val="111111"/>
-          <w:sz w:val="21"/>
-          <w:szCs w:val="21"/>
-        </w:rPr>
-        <w:t xml:space="preserve"> plugin architecture, data modeling, and deployment workflows.</w:t>
+        <w:t xml:space="preserve"> stacks, and guiding maintainable patterns for plugin architecture, data modeling, and deployment workflows.</w:t>
       </w:r>
       <w:proofErr w:type="gramEnd"/>
       <w:r>
@@ -381,12 +356,6 @@
         <w:gridCol w:w="2545"/>
       </w:tblGrid>
       <w:tr>
-        <w:tblPrEx>
-          <w:tblCellMar>
-            <w:top w:w="0" w:type="dxa"/>
-            <w:bottom w:w="0" w:type="dxa"/>
-          </w:tblCellMar>
-        </w:tblPrEx>
         <w:tc>
           <w:tcPr>
             <w:tcW w:w="1250" w:type="pct"/>
@@ -511,12 +480,6 @@
         </w:tc>
       </w:tr>
       <w:tr>
-        <w:tblPrEx>
-          <w:tblCellMar>
-            <w:top w:w="0" w:type="dxa"/>
-            <w:bottom w:w="0" w:type="dxa"/>
-          </w:tblCellMar>
-        </w:tblPrEx>
         <w:tc>
           <w:tcPr>
             <w:tcW w:w="1250" w:type="pct"/>
@@ -652,12 +615,6 @@
         </w:tc>
       </w:tr>
       <w:tr>
-        <w:tblPrEx>
-          <w:tblCellMar>
-            <w:top w:w="0" w:type="dxa"/>
-            <w:bottom w:w="0" w:type="dxa"/>
-          </w:tblCellMar>
-        </w:tblPrEx>
         <w:tc>
           <w:tcPr>
             <w:tcW w:w="1250" w:type="pct"/>
@@ -793,12 +750,6 @@
         </w:tc>
       </w:tr>
       <w:tr>
-        <w:tblPrEx>
-          <w:tblCellMar>
-            <w:top w:w="0" w:type="dxa"/>
-            <w:bottom w:w="0" w:type="dxa"/>
-          </w:tblCellMar>
-        </w:tblPrEx>
         <w:tc>
           <w:tcPr>
             <w:tcW w:w="1250" w:type="pct"/>
@@ -936,12 +887,6 @@
         </w:tc>
       </w:tr>
       <w:tr>
-        <w:tblPrEx>
-          <w:tblCellMar>
-            <w:top w:w="0" w:type="dxa"/>
-            <w:bottom w:w="0" w:type="dxa"/>
-          </w:tblCellMar>
-        </w:tblPrEx>
         <w:tc>
           <w:tcPr>
             <w:tcW w:w="1250" w:type="pct"/>
@@ -1114,12 +1059,6 @@
         </w:tc>
       </w:tr>
       <w:tr>
-        <w:tblPrEx>
-          <w:tblCellMar>
-            <w:top w:w="0" w:type="dxa"/>
-            <w:bottom w:w="0" w:type="dxa"/>
-          </w:tblCellMar>
-        </w:tblPrEx>
         <w:tc>
           <w:tcPr>
             <w:tcW w:w="1250" w:type="pct"/>
@@ -1242,12 +1181,6 @@
         </w:tc>
       </w:tr>
       <w:tr>
-        <w:tblPrEx>
-          <w:tblCellMar>
-            <w:top w:w="0" w:type="dxa"/>
-            <w:bottom w:w="0" w:type="dxa"/>
-          </w:tblCellMar>
-        </w:tblPrEx>
         <w:tc>
           <w:tcPr>
             <w:tcW w:w="1250" w:type="pct"/>
@@ -1372,12 +1305,6 @@
         </w:tc>
       </w:tr>
       <w:tr>
-        <w:tblPrEx>
-          <w:tblCellMar>
-            <w:top w:w="0" w:type="dxa"/>
-            <w:bottom w:w="0" w:type="dxa"/>
-          </w:tblCellMar>
-        </w:tblPrEx>
         <w:tc>
           <w:tcPr>
             <w:tcW w:w="1250" w:type="pct"/>
@@ -1526,12 +1453,6 @@
         </w:tc>
       </w:tr>
       <w:tr>
-        <w:tblPrEx>
-          <w:tblCellMar>
-            <w:top w:w="0" w:type="dxa"/>
-            <w:bottom w:w="0" w:type="dxa"/>
-          </w:tblCellMar>
-        </w:tblPrEx>
         <w:tc>
           <w:tcPr>
             <w:tcW w:w="1250" w:type="pct"/>
@@ -1691,12 +1612,6 @@
         </w:tc>
       </w:tr>
       <w:tr>
-        <w:tblPrEx>
-          <w:tblCellMar>
-            <w:top w:w="0" w:type="dxa"/>
-            <w:bottom w:w="0" w:type="dxa"/>
-          </w:tblCellMar>
-        </w:tblPrEx>
         <w:tc>
           <w:tcPr>
             <w:tcW w:w="1250" w:type="pct"/>
@@ -1819,12 +1734,6 @@
         </w:tc>
       </w:tr>
       <w:tr>
-        <w:tblPrEx>
-          <w:tblCellMar>
-            <w:top w:w="0" w:type="dxa"/>
-            <w:bottom w:w="0" w:type="dxa"/>
-          </w:tblCellMar>
-        </w:tblPrEx>
         <w:tc>
           <w:tcPr>
             <w:tcW w:w="1250" w:type="pct"/>
@@ -1973,12 +1882,6 @@
         </w:tc>
       </w:tr>
       <w:tr>
-        <w:tblPrEx>
-          <w:tblCellMar>
-            <w:top w:w="0" w:type="dxa"/>
-            <w:bottom w:w="0" w:type="dxa"/>
-          </w:tblCellMar>
-        </w:tblPrEx>
         <w:tc>
           <w:tcPr>
             <w:tcW w:w="1250" w:type="pct"/>
@@ -2114,12 +2017,6 @@
         </w:tc>
       </w:tr>
       <w:tr>
-        <w:tblPrEx>
-          <w:tblCellMar>
-            <w:top w:w="0" w:type="dxa"/>
-            <w:bottom w:w="0" w:type="dxa"/>
-          </w:tblCellMar>
-        </w:tblPrEx>
         <w:tc>
           <w:tcPr>
             <w:tcW w:w="1250" w:type="pct"/>
@@ -2244,12 +2141,6 @@
         </w:tc>
       </w:tr>
       <w:tr>
-        <w:tblPrEx>
-          <w:tblCellMar>
-            <w:top w:w="0" w:type="dxa"/>
-            <w:bottom w:w="0" w:type="dxa"/>
-          </w:tblCellMar>
-        </w:tblPrEx>
         <w:tc>
           <w:tcPr>
             <w:tcW w:w="1250" w:type="pct"/>
@@ -2385,12 +2276,6 @@
         </w:tc>
       </w:tr>
       <w:tr>
-        <w:tblPrEx>
-          <w:tblCellMar>
-            <w:top w:w="0" w:type="dxa"/>
-            <w:bottom w:w="0" w:type="dxa"/>
-          </w:tblCellMar>
-        </w:tblPrEx>
         <w:tc>
           <w:tcPr>
             <w:tcW w:w="1250" w:type="pct"/>
@@ -2520,29 +2405,12 @@
                 <w:sz w:val="19"/>
                 <w:szCs w:val="19"/>
               </w:rPr>
-              <w:t>Vul</w:t>
-            </w:r>
-            <w:r>
-              <w:rPr>
-                <w:rFonts w:ascii="Arial" w:eastAsia="Arial" w:hAnsi="Arial" w:cs="Arial"/>
-                <w:b/>
-                <w:bCs/>
-                <w:color w:val="111111"/>
-                <w:sz w:val="19"/>
-                <w:szCs w:val="19"/>
-              </w:rPr>
-              <w:t>nerability Triage and Patch Management</w:t>
+              <w:t>Vulnerability Triage and Patch Management</w:t>
             </w:r>
           </w:p>
         </w:tc>
       </w:tr>
       <w:tr>
-        <w:tblPrEx>
-          <w:tblCellMar>
-            <w:top w:w="0" w:type="dxa"/>
-            <w:bottom w:w="0" w:type="dxa"/>
-          </w:tblCellMar>
-        </w:tblPrEx>
         <w:tc>
           <w:tcPr>
             <w:tcW w:w="1250" w:type="pct"/>
@@ -2713,12 +2581,6 @@
         </w:tc>
       </w:tr>
       <w:tr>
-        <w:tblPrEx>
-          <w:tblCellMar>
-            <w:top w:w="0" w:type="dxa"/>
-            <w:bottom w:w="0" w:type="dxa"/>
-          </w:tblCellMar>
-        </w:tblPrEx>
         <w:tc>
           <w:tcPr>
             <w:tcW w:w="1250" w:type="pct"/>
@@ -2945,14 +2807,7 @@
           <w:rFonts w:ascii="Arial" w:eastAsia="Arial" w:hAnsi="Arial" w:cs="Arial"/>
           <w:color w:val="111111"/>
         </w:rPr>
-        <w:t xml:space="preserve"> features, translating product requirements into custom plugins, checkout extensions, and content workflows that shipp</w:t>
-      </w:r>
-      <w:r>
-        <w:rPr>
-          <w:rFonts w:ascii="Arial" w:eastAsia="Arial" w:hAnsi="Arial" w:cs="Arial"/>
-          <w:color w:val="111111"/>
-        </w:rPr>
-        <w:t>ed reliably across multiple client brands.</w:t>
+        <w:t xml:space="preserve"> features, translating product requirements into custom plugins, checkout extensions, and content workflows that shipped reliably across multiple client brands.</w:t>
       </w:r>
     </w:p>
     <w:p>
@@ -2967,14 +2822,7 @@
           <w:color w:val="111111"/>
         </w:rPr>
         <w:lastRenderedPageBreak/>
-        <w:t>- Built reusable plugin foundations with clear boundaries, configuration-driven behavior, and defensive error handling, reducing duplicated code while improving long-term maintainability across a portfolio of site</w:t>
-      </w:r>
-      <w:r>
-        <w:rPr>
-          <w:rFonts w:ascii="Arial" w:eastAsia="Arial" w:hAnsi="Arial" w:cs="Arial"/>
-          <w:color w:val="111111"/>
-        </w:rPr>
-        <w:t>s.</w:t>
+        <w:t>- Built reusable plugin foundations with clear boundaries, configuration-driven behavior, and defensive error handling, reducing duplicated code while improving long-term maintainability across a portfolio of sites.</w:t>
       </w:r>
     </w:p>
     <w:p>
@@ -3018,14 +2866,7 @@
           <w:rFonts w:ascii="Arial" w:eastAsia="Arial" w:hAnsi="Arial" w:cs="Arial"/>
           <w:color w:val="111111"/>
         </w:rPr>
-        <w:t xml:space="preserve"> performance</w:t>
-      </w:r>
-      <w:r>
-        <w:rPr>
-          <w:rFonts w:ascii="Arial" w:eastAsia="Arial" w:hAnsi="Arial" w:cs="Arial"/>
-          <w:color w:val="111111"/>
-        </w:rPr>
-        <w:t xml:space="preserve"> using object caching, query profiling, and selective </w:t>
+        <w:t xml:space="preserve"> performance using object caching, query profiling, and selective </w:t>
       </w:r>
       <w:proofErr w:type="spellStart"/>
       <w:r>
@@ -3071,14 +2912,7 @@
           <w:rFonts w:ascii="Arial" w:eastAsia="Arial" w:hAnsi="Arial" w:cs="Arial"/>
           <w:color w:val="111111"/>
         </w:rPr>
-        <w:t xml:space="preserve"> integrations for payments, shipping, and tax calculations, ensuring ide</w:t>
-      </w:r>
-      <w:r>
-        <w:rPr>
-          <w:rFonts w:ascii="Arial" w:eastAsia="Arial" w:hAnsi="Arial" w:cs="Arial"/>
-          <w:color w:val="111111"/>
-        </w:rPr>
-        <w:t xml:space="preserve">mpotent </w:t>
+        <w:t xml:space="preserve"> integrations for payments, shipping, and tax calculations, ensuring idempotent </w:t>
       </w:r>
       <w:proofErr w:type="spellStart"/>
       <w:r>
@@ -3124,14 +2958,7 @@
           <w:rFonts w:ascii="Arial" w:eastAsia="Arial" w:hAnsi="Arial" w:cs="Arial"/>
           <w:color w:val="111111"/>
         </w:rPr>
-        <w:t xml:space="preserve"> instances by mapping legacy data into custom post types and taxonomies, scripting import pipelines, and validating i</w:t>
-      </w:r>
-      <w:r>
-        <w:rPr>
-          <w:rFonts w:ascii="Arial" w:eastAsia="Arial" w:hAnsi="Arial" w:cs="Arial"/>
-          <w:color w:val="111111"/>
-        </w:rPr>
-        <w:t>ntegrity with repeatable reconciliation reports.</w:t>
+        <w:t xml:space="preserve"> instances by mapping legacy data into custom post types and taxonomies, scripting import pipelines, and validating integrity with repeatable reconciliation reports.</w:t>
       </w:r>
     </w:p>
     <w:p>
@@ -3175,14 +3002,7 @@
           <w:rFonts w:ascii="Arial" w:eastAsia="Arial" w:hAnsi="Arial" w:cs="Arial"/>
           <w:color w:val="111111"/>
         </w:rPr>
-        <w:t>- Introduced structured logging and actiona</w:t>
-      </w:r>
-      <w:r>
-        <w:rPr>
-          <w:rFonts w:ascii="Arial" w:eastAsia="Arial" w:hAnsi="Arial" w:cs="Arial"/>
-          <w:color w:val="111111"/>
-        </w:rPr>
-        <w:t xml:space="preserve">ble monitoring for </w:t>
+        <w:t xml:space="preserve">- Introduced structured logging and actionable monitoring for </w:t>
       </w:r>
       <w:proofErr w:type="spellStart"/>
       <w:r>
@@ -3252,14 +3072,7 @@
           <w:rFonts w:ascii="Arial" w:eastAsia="Arial" w:hAnsi="Arial" w:cs="Arial"/>
           <w:color w:val="111111"/>
         </w:rPr>
-        <w:t>GraphQ</w:t>
-      </w:r>
-      <w:r>
-        <w:rPr>
-          <w:rFonts w:ascii="Arial" w:eastAsia="Arial" w:hAnsi="Arial" w:cs="Arial"/>
-          <w:color w:val="111111"/>
-        </w:rPr>
-        <w:t>L</w:t>
+        <w:t>GraphQL</w:t>
       </w:r>
       <w:proofErr w:type="spellEnd"/>
       <w:r>
@@ -3281,14 +3094,7 @@
           <w:rFonts w:ascii="Arial" w:eastAsia="Arial" w:hAnsi="Arial" w:cs="Arial"/>
           <w:color w:val="111111"/>
         </w:rPr>
-        <w:t>- Improved SEO and content discoverability through schema-friendly templates, canonical URL controls, sitemap hygiene, and performance improvements t</w:t>
-      </w:r>
-      <w:r>
-        <w:rPr>
-          <w:rFonts w:ascii="Arial" w:eastAsia="Arial" w:hAnsi="Arial" w:cs="Arial"/>
-          <w:color w:val="111111"/>
-        </w:rPr>
-        <w:t>hat aligned with Core Web Vitals targets for key pages.</w:t>
+        <w:t>- Improved SEO and content discoverability through schema-friendly templates, canonical URL controls, sitemap hygiene, and performance improvements that aligned with Core Web Vitals targets for key pages.</w:t>
       </w:r>
     </w:p>
     <w:p>
@@ -3302,14 +3108,7 @@
           <w:rFonts w:ascii="Arial" w:eastAsia="Arial" w:hAnsi="Arial" w:cs="Arial"/>
           <w:color w:val="111111"/>
         </w:rPr>
-        <w:t>- Implemented reliable media handling using object storage patterns, image optimization pipelines, and CDN caching rules that reduced bandwidth costs while keeping image quality consistent across devi</w:t>
-      </w:r>
-      <w:r>
-        <w:rPr>
-          <w:rFonts w:ascii="Arial" w:eastAsia="Arial" w:hAnsi="Arial" w:cs="Arial"/>
-          <w:color w:val="111111"/>
-        </w:rPr>
-        <w:t>ces.</w:t>
+        <w:t>- Implemented reliable media handling using object storage patterns, image optimization pipelines, and CDN caching rules that reduced bandwidth costs while keeping image quality consistent across devices.</w:t>
       </w:r>
     </w:p>
     <w:p>
@@ -3353,14 +3152,7 @@
           <w:rFonts w:ascii="Arial" w:eastAsia="Arial" w:hAnsi="Arial" w:cs="Arial"/>
           <w:color w:val="111111"/>
         </w:rPr>
-        <w:t>- Refactored legacy themes to modern componentized</w:t>
-      </w:r>
-      <w:r>
-        <w:rPr>
-          <w:rFonts w:ascii="Arial" w:eastAsia="Arial" w:hAnsi="Arial" w:cs="Arial"/>
-          <w:color w:val="111111"/>
-        </w:rPr>
-        <w:t xml:space="preserve"> structures, separating concerns between templates, styling, and data retrieval, which made enhancements faster and reduced regression risk.</w:t>
+        <w:t>- Refactored legacy themes to modern componentized structures, separating concerns between templates, styling, and data retrieval, which made enhancements faster and reduced regression risk.</w:t>
       </w:r>
     </w:p>
     <w:p>
@@ -3390,14 +3182,7 @@
           <w:rFonts w:ascii="Arial" w:eastAsia="Arial" w:hAnsi="Arial" w:cs="Arial"/>
           <w:color w:val="111111"/>
         </w:rPr>
-        <w:t xml:space="preserve"> core and major plugins, coordinating compat</w:t>
-      </w:r>
-      <w:r>
-        <w:rPr>
-          <w:rFonts w:ascii="Arial" w:eastAsia="Arial" w:hAnsi="Arial" w:cs="Arial"/>
-          <w:color w:val="111111"/>
-        </w:rPr>
-        <w:t>ibility testing and reducing downtime by scheduling safe, staged releases.</w:t>
+        <w:t xml:space="preserve"> core and major plugins, coordinating compatibility testing and reducing downtime by scheduling safe, staged releases.</w:t>
       </w:r>
     </w:p>
     <w:p>
@@ -3427,14 +3212,7 @@
           <w:rFonts w:ascii="Arial" w:eastAsia="Arial" w:hAnsi="Arial" w:cs="Arial"/>
           <w:color w:val="111111"/>
         </w:rPr>
-        <w:t xml:space="preserve"> best practices, secure coding, and performance fundamentals, raising team quality while keeping delivery timelines </w:t>
-      </w:r>
-      <w:r>
-        <w:rPr>
-          <w:rFonts w:ascii="Arial" w:eastAsia="Arial" w:hAnsi="Arial" w:cs="Arial"/>
-          <w:color w:val="111111"/>
-        </w:rPr>
-        <w:t>predictable.</w:t>
+        <w:t xml:space="preserve"> best practices, secure coding, and performance fundamentals, raising team quality while keeping delivery timelines predictable.</w:t>
       </w:r>
     </w:p>
     <w:p>
@@ -3571,14 +3349,7 @@
           <w:rFonts w:ascii="Arial" w:eastAsia="Arial" w:hAnsi="Arial" w:cs="Arial"/>
           <w:color w:val="111111"/>
         </w:rPr>
-        <w:t xml:space="preserve"> storefront enhancements includi</w:t>
-      </w:r>
-      <w:r>
-        <w:rPr>
-          <w:rFonts w:ascii="Arial" w:eastAsia="Arial" w:hAnsi="Arial" w:cs="Arial"/>
-          <w:color w:val="111111"/>
-        </w:rPr>
-        <w:t>ng product discovery filters, cart UX improvements, and checkout validation rules, improving conversion flow reliability across common edge cases.</w:t>
+        <w:t xml:space="preserve"> storefront enhancements including product discovery filters, cart UX improvements, and checkout validation rules, improving conversion flow reliability across common edge cases.</w:t>
       </w:r>
     </w:p>
     <w:p>
@@ -3608,14 +3379,7 @@
           <w:rFonts w:ascii="Arial" w:eastAsia="Arial" w:hAnsi="Arial" w:cs="Arial"/>
           <w:color w:val="111111"/>
         </w:rPr>
-        <w:t xml:space="preserve"> REST API integrations to sync content and customer data with external systems, adding authe</w:t>
-      </w:r>
-      <w:r>
-        <w:rPr>
-          <w:rFonts w:ascii="Arial" w:eastAsia="Arial" w:hAnsi="Arial" w:cs="Arial"/>
-          <w:color w:val="111111"/>
-        </w:rPr>
-        <w:t>ntication, rate-limit friendly batching, and safe retry logic for intermittent failures.</w:t>
+        <w:t xml:space="preserve"> REST API integrations to sync content and customer data with external systems, adding authentication, rate-limit friendly batching, and safe retry logic for intermittent failures.</w:t>
       </w:r>
     </w:p>
     <w:p>
@@ -3645,14 +3409,7 @@
           <w:rFonts w:ascii="Arial" w:eastAsia="Arial" w:hAnsi="Arial" w:cs="Arial"/>
           <w:color w:val="111111"/>
         </w:rPr>
-        <w:t xml:space="preserve"> patterns, adding targeted indexes, and introducing caching strategies that reduced repeated database work on hig</w:t>
-      </w:r>
-      <w:r>
-        <w:rPr>
-          <w:rFonts w:ascii="Arial" w:eastAsia="Arial" w:hAnsi="Arial" w:cs="Arial"/>
-          <w:color w:val="111111"/>
-        </w:rPr>
-        <w:t>h-traffic landing pages.</w:t>
+        <w:t xml:space="preserve"> patterns, adding targeted indexes, and introducing caching strategies that reduced repeated database work on high-traffic landing pages.</w:t>
       </w:r>
     </w:p>
     <w:p>
@@ -3680,14 +3437,7 @@
           <w:rFonts w:ascii="Arial" w:eastAsia="Arial" w:hAnsi="Arial" w:cs="Arial"/>
           <w:color w:val="111111"/>
         </w:rPr>
-        <w:t>- Strengthened security through in</w:t>
-      </w:r>
-      <w:r>
-        <w:rPr>
-          <w:rFonts w:ascii="Arial" w:eastAsia="Arial" w:hAnsi="Arial" w:cs="Arial"/>
-          <w:color w:val="111111"/>
-        </w:rPr>
-        <w:t>put validation, nonce usage, capability checks, and safer file upload handling, reducing exposure to common plugin and form-related vulnerabilities.</w:t>
+        <w:t>- Strengthened security through input validation, nonce usage, capability checks, and safer file upload handling, reducing exposure to common plugin and form-related vulnerabilities.</w:t>
       </w:r>
     </w:p>
     <w:p>
@@ -3701,14 +3451,7 @@
           <w:rFonts w:ascii="Arial" w:eastAsia="Arial" w:hAnsi="Arial" w:cs="Arial"/>
           <w:color w:val="111111"/>
         </w:rPr>
-        <w:t>- Collaborated closely with designers to implement pixel-accurate responsive UI, tuning CSS and front-end b</w:t>
-      </w:r>
-      <w:r>
-        <w:rPr>
-          <w:rFonts w:ascii="Arial" w:eastAsia="Arial" w:hAnsi="Arial" w:cs="Arial"/>
-          <w:color w:val="111111"/>
-        </w:rPr>
-        <w:t>ehavior for cross-browser compatibility while keeping templates clean and maintainable.</w:t>
+        <w:t>- Collaborated closely with designers to implement pixel-accurate responsive UI, tuning CSS and front-end behavior for cross-browser compatibility while keeping templates clean and maintainable.</w:t>
       </w:r>
     </w:p>
     <w:p>
@@ -3738,14 +3481,7 @@
           <w:rFonts w:ascii="Arial" w:eastAsia="Arial" w:hAnsi="Arial" w:cs="Arial"/>
           <w:color w:val="111111"/>
         </w:rPr>
-        <w:t>-style workflows, making onboarding smoother and ensuring developers could reproduce production-like behavior for deb</w:t>
-      </w:r>
-      <w:r>
-        <w:rPr>
-          <w:rFonts w:ascii="Arial" w:eastAsia="Arial" w:hAnsi="Arial" w:cs="Arial"/>
-          <w:color w:val="111111"/>
-        </w:rPr>
-        <w:t>ugging and testing.</w:t>
+        <w:t>-style workflows, making onboarding smoother and ensuring developers could reproduce production-like behavior for debugging and testing.</w:t>
       </w:r>
     </w:p>
     <w:p>
@@ -3789,14 +3525,7 @@
           <w:rFonts w:ascii="Arial" w:eastAsia="Arial" w:hAnsi="Arial" w:cs="Arial"/>
           <w:color w:val="111111"/>
         </w:rPr>
-        <w:t>- Improved editorial experience b</w:t>
-      </w:r>
-      <w:r>
-        <w:rPr>
-          <w:rFonts w:ascii="Arial" w:eastAsia="Arial" w:hAnsi="Arial" w:cs="Arial"/>
-          <w:color w:val="111111"/>
-        </w:rPr>
-        <w:t xml:space="preserve">y building custom admin pages and </w:t>
+        <w:t xml:space="preserve">- Improved editorial experience by building custom admin pages and </w:t>
       </w:r>
       <w:proofErr w:type="spellStart"/>
       <w:r>
@@ -3826,14 +3555,7 @@
           <w:rFonts w:ascii="Arial" w:eastAsia="Arial" w:hAnsi="Arial" w:cs="Arial"/>
           <w:color w:val="111111"/>
         </w:rPr>
-        <w:t>- Maintained release quality through code reviews, regression testing, and controlled deployment</w:t>
-      </w:r>
-      <w:r>
-        <w:rPr>
-          <w:rFonts w:ascii="Arial" w:eastAsia="Arial" w:hAnsi="Arial" w:cs="Arial"/>
-          <w:color w:val="111111"/>
-        </w:rPr>
-        <w:t xml:space="preserve">s, ensuring </w:t>
+        <w:t xml:space="preserve">- Maintained release quality through code reviews, regression testing, and controlled deployments, ensuring </w:t>
       </w:r>
       <w:proofErr w:type="spellStart"/>
       <w:r>
@@ -3992,14 +3714,7 @@
           <w:rFonts w:ascii="Arial" w:eastAsia="Arial" w:hAnsi="Arial" w:cs="Arial"/>
           <w:color w:val="111111"/>
         </w:rPr>
-        <w:t xml:space="preserve">- Developed lightweight plugins and feature modules for </w:t>
-      </w:r>
-      <w:r>
-        <w:rPr>
-          <w:rFonts w:ascii="Arial" w:eastAsia="Arial" w:hAnsi="Arial" w:cs="Arial"/>
-          <w:color w:val="111111"/>
-        </w:rPr>
-        <w:t>forms, content sections, and admin utilities, focusing on predictable behavior and straightforward configuration for non-technical users.</w:t>
+        <w:t>- Developed lightweight plugins and feature modules for forms, content sections, and admin utilities, focusing on predictable behavior and straightforward configuration for non-technical users.</w:t>
       </w:r>
     </w:p>
     <w:p>
@@ -4013,14 +3728,7 @@
           <w:rFonts w:ascii="Arial" w:eastAsia="Arial" w:hAnsi="Arial" w:cs="Arial"/>
           <w:color w:val="111111"/>
         </w:rPr>
-        <w:t>- Improved page performance by reducing unnecessary database calls, cleaning up template logic, and applying caching-f</w:t>
-      </w:r>
-      <w:r>
-        <w:rPr>
-          <w:rFonts w:ascii="Arial" w:eastAsia="Arial" w:hAnsi="Arial" w:cs="Arial"/>
-          <w:color w:val="111111"/>
-        </w:rPr>
-        <w:t>riendly patterns that kept repeat traffic fast under limited hosting resources.</w:t>
+        <w:t>- Improved page performance by reducing unnecessary database calls, cleaning up template logic, and applying caching-friendly patterns that kept repeat traffic fast under limited hosting resources.</w:t>
       </w:r>
     </w:p>
     <w:p>
@@ -4034,14 +3742,7 @@
           <w:rFonts w:ascii="Arial" w:eastAsia="Arial" w:hAnsi="Arial" w:cs="Arial"/>
           <w:color w:val="111111"/>
         </w:rPr>
-        <w:t>- Implemented reliable MySQL-backed content structures with careful taxonomy design, enabling flexible navigation and search behaviors while avoiding fragile one-off content ha</w:t>
-      </w:r>
-      <w:r>
-        <w:rPr>
-          <w:rFonts w:ascii="Arial" w:eastAsia="Arial" w:hAnsi="Arial" w:cs="Arial"/>
-          <w:color w:val="111111"/>
-        </w:rPr>
-        <w:t>cks.</w:t>
+        <w:t>- Implemented reliable MySQL-backed content structures with careful taxonomy design, enabling flexible navigation and search behaviors while avoiding fragile one-off content hacks.</w:t>
       </w:r>
     </w:p>
     <w:p>
@@ -4085,14 +3786,7 @@
           <w:rFonts w:ascii="Arial" w:eastAsia="Arial" w:hAnsi="Arial" w:cs="Arial"/>
           <w:color w:val="111111"/>
         </w:rPr>
-        <w:t>- Supported production operations by debugging PHP warn</w:t>
-      </w:r>
-      <w:r>
-        <w:rPr>
-          <w:rFonts w:ascii="Arial" w:eastAsia="Arial" w:hAnsi="Arial" w:cs="Arial"/>
-          <w:color w:val="111111"/>
-        </w:rPr>
-        <w:t>ings, resolving plugin conflicts, and applying safe update practices that minimized downtime during core and dependency maintenance windows.</w:t>
+        <w:t>- Supported production operations by debugging PHP warnings, resolving plugin conflicts, and applying safe update practices that minimized downtime during core and dependency maintenance windows.</w:t>
       </w:r>
     </w:p>
     <w:p>
@@ -4106,14 +3800,7 @@
           <w:rFonts w:ascii="Arial" w:eastAsia="Arial" w:hAnsi="Arial" w:cs="Arial"/>
           <w:color w:val="111111"/>
         </w:rPr>
-        <w:t>- Enhanced front-end behavior using HTML/CSS/JavaScript patterns appropriate for the era, improving responsive layo</w:t>
-      </w:r>
-      <w:r>
-        <w:rPr>
-          <w:rFonts w:ascii="Arial" w:eastAsia="Arial" w:hAnsi="Arial" w:cs="Arial"/>
-          <w:color w:val="111111"/>
-        </w:rPr>
-        <w:t>uts and cross-browser stability while keeping changes understandable for future maintainers.</w:t>
+        <w:t>- Enhanced front-end behavior using HTML/CSS/JavaScript patterns appropriate for the era, improving responsive layouts and cross-browser stability while keeping changes understandable for future maintainers.</w:t>
       </w:r>
     </w:p>
     <w:p>
@@ -4175,8 +3862,6 @@
         </w:rPr>
         <w:t>2009 - 2013</w:t>
       </w:r>
-      <w:bookmarkStart w:id="0" w:name="_GoBack"/>
-      <w:bookmarkEnd w:id="0"/>
     </w:p>
     <w:p>
       <w:pPr>

--- a/Tyler/Wordpress/Tyler_Roberts.docx
+++ b/Tyler/Wordpress/Tyler_Roberts.docx
@@ -44,7 +44,7 @@
           <w:sz w:val="19"/>
           <w:szCs w:val="19"/>
         </w:rPr>
-        <w:t>tylerroberts.dev@oudook.com | linkedin.com/in/tyler-roberts-3b839b3a9/ | Florida, United States | +1 (321) 376-7095</w:t>
+        <w:t>tylerrdev@outlook.com | linkedin.com/in/tyler-roberts-76a8193b2/ | Florida, United States | +1 (321) 376-7095</w:t>
       </w:r>
     </w:p>
     <w:p>
@@ -101,6 +101,7 @@
         </w:rPr>
         <w:t xml:space="preserve"> building and owning </w:t>
       </w:r>
+      <w:proofErr w:type="spellStart"/>
       <w:r>
         <w:rPr>
           <w:rStyle w:val="Strong"/>
@@ -108,6 +109,7 @@
         </w:rPr>
         <w:t>WordPress</w:t>
       </w:r>
+      <w:proofErr w:type="spellEnd"/>
       <w:r>
         <w:rPr>
           <w:rFonts w:ascii="Arial" w:hAnsi="Arial" w:cs="Arial"/>
@@ -119,8 +121,17 @@
           <w:rStyle w:val="Strong"/>
           <w:rFonts w:ascii="Arial" w:hAnsi="Arial" w:cs="Arial"/>
         </w:rPr>
-        <w:t>web SaaS</w:t>
-      </w:r>
+        <w:t xml:space="preserve">web </w:t>
+      </w:r>
+      <w:proofErr w:type="spellStart"/>
+      <w:r>
+        <w:rPr>
+          <w:rStyle w:val="Strong"/>
+          <w:rFonts w:ascii="Arial" w:hAnsi="Arial" w:cs="Arial"/>
+        </w:rPr>
+        <w:t>SaaS</w:t>
+      </w:r>
+      <w:proofErr w:type="spellEnd"/>
       <w:r>
         <w:rPr>
           <w:rFonts w:ascii="Arial" w:hAnsi="Arial" w:cs="Arial"/>
@@ -140,6 +151,7 @@
         </w:rPr>
         <w:t xml:space="preserve">, </w:t>
       </w:r>
+      <w:proofErr w:type="spellStart"/>
       <w:r>
         <w:rPr>
           <w:rStyle w:val="Strong"/>
@@ -147,6 +159,7 @@
         </w:rPr>
         <w:t>WooCommerce</w:t>
       </w:r>
+      <w:proofErr w:type="spellEnd"/>
       <w:r>
         <w:rPr>
           <w:rFonts w:ascii="Arial" w:hAnsi="Arial" w:cs="Arial"/>
@@ -177,7 +190,14 @@
         <w:rPr>
           <w:rFonts w:ascii="Arial" w:hAnsi="Arial" w:cs="Arial"/>
         </w:rPr>
-        <w:t xml:space="preserve"> production deployments. Strong background delivering </w:t>
+        <w:t xml:space="preserve"> production deployments. </w:t>
+      </w:r>
+      <w:proofErr w:type="gramStart"/>
+      <w:r>
+        <w:rPr>
+          <w:rFonts w:ascii="Arial" w:hAnsi="Arial" w:cs="Arial"/>
+        </w:rPr>
+        <w:t xml:space="preserve">Strong background delivering </w:t>
       </w:r>
       <w:r>
         <w:rPr>
@@ -203,7 +223,42 @@
         <w:rPr>
           <w:rFonts w:ascii="Arial" w:hAnsi="Arial" w:cs="Arial"/>
         </w:rPr>
-        <w:t>, and modern front-end experiences that integrate cleanly with WordPress backends. Proven ability to own complex integrations end-to-end (</w:t>
+        <w:t xml:space="preserve">, and modern front-end experiences that integrate cleanly with </w:t>
+      </w:r>
+      <w:proofErr w:type="spellStart"/>
+      <w:r>
+        <w:rPr>
+          <w:rFonts w:ascii="Arial" w:hAnsi="Arial" w:cs="Arial"/>
+        </w:rPr>
+        <w:t>WordPress</w:t>
+      </w:r>
+      <w:proofErr w:type="spellEnd"/>
+      <w:r>
+        <w:rPr>
+          <w:rFonts w:ascii="Arial" w:hAnsi="Arial" w:cs="Arial"/>
+        </w:rPr>
+        <w:t xml:space="preserve"> </w:t>
+      </w:r>
+      <w:proofErr w:type="spellStart"/>
+      <w:r>
+        <w:rPr>
+          <w:rFonts w:ascii="Arial" w:hAnsi="Arial" w:cs="Arial"/>
+        </w:rPr>
+        <w:t>backends</w:t>
+      </w:r>
+      <w:proofErr w:type="spellEnd"/>
+      <w:r>
+        <w:rPr>
+          <w:rFonts w:ascii="Arial" w:hAnsi="Arial" w:cs="Arial"/>
+        </w:rPr>
+        <w:t>.</w:t>
+      </w:r>
+      <w:proofErr w:type="gramEnd"/>
+      <w:r>
+        <w:rPr>
+          <w:rFonts w:ascii="Arial" w:hAnsi="Arial" w:cs="Arial"/>
+        </w:rPr>
+        <w:t xml:space="preserve"> Proven ability to own complex integrations end-to-end (</w:t>
       </w:r>
       <w:r>
         <w:rPr>
@@ -270,6 +325,7 @@
         </w:rPr>
         <w:t xml:space="preserve">, </w:t>
       </w:r>
+      <w:proofErr w:type="spellStart"/>
       <w:r>
         <w:rPr>
           <w:rStyle w:val="Strong"/>
@@ -277,6 +333,7 @@
         </w:rPr>
         <w:t>observability</w:t>
       </w:r>
+      <w:proofErr w:type="spellEnd"/>
       <w:r>
         <w:rPr>
           <w:rFonts w:ascii="Arial" w:hAnsi="Arial" w:cs="Arial"/>
@@ -360,6 +417,7 @@
         </w:rPr>
         <w:t xml:space="preserve">, </w:t>
       </w:r>
+      <w:proofErr w:type="spellStart"/>
       <w:r>
         <w:rPr>
           <w:rStyle w:val="Strong"/>
@@ -368,6 +426,7 @@
         </w:rPr>
         <w:t>TypeScript</w:t>
       </w:r>
+      <w:proofErr w:type="spellEnd"/>
       <w:r>
         <w:rPr>
           <w:rFonts w:ascii="Arial" w:hAnsi="Arial" w:cs="Arial"/>
@@ -477,8 +536,25 @@
           <w:rFonts w:ascii="Arial" w:hAnsi="Arial" w:cs="Arial"/>
           <w:sz w:val="20"/>
         </w:rPr>
-        <w:t xml:space="preserve">, WordPress plugin/theme architecture, </w:t>
-      </w:r>
+        <w:t xml:space="preserve">, </w:t>
+      </w:r>
+      <w:proofErr w:type="spellStart"/>
+      <w:r>
+        <w:rPr>
+          <w:rFonts w:ascii="Arial" w:hAnsi="Arial" w:cs="Arial"/>
+          <w:sz w:val="20"/>
+        </w:rPr>
+        <w:t>WordPress</w:t>
+      </w:r>
+      <w:proofErr w:type="spellEnd"/>
+      <w:r>
+        <w:rPr>
+          <w:rFonts w:ascii="Arial" w:hAnsi="Arial" w:cs="Arial"/>
+          <w:sz w:val="20"/>
+        </w:rPr>
+        <w:t xml:space="preserve"> plugin/theme architecture, </w:t>
+      </w:r>
+      <w:proofErr w:type="spellStart"/>
       <w:r>
         <w:rPr>
           <w:rStyle w:val="Strong"/>
@@ -487,6 +563,7 @@
         </w:rPr>
         <w:t>WooCommerce</w:t>
       </w:r>
+      <w:proofErr w:type="spellEnd"/>
       <w:r>
         <w:rPr>
           <w:rFonts w:ascii="Arial" w:hAnsi="Arial" w:cs="Arial"/>
@@ -507,8 +584,25 @@
           <w:rFonts w:ascii="Arial" w:hAnsi="Arial" w:cs="Arial"/>
           <w:sz w:val="20"/>
         </w:rPr>
-        <w:t xml:space="preserve">, WordPress REST API, </w:t>
-      </w:r>
+        <w:t xml:space="preserve">, </w:t>
+      </w:r>
+      <w:proofErr w:type="spellStart"/>
+      <w:r>
+        <w:rPr>
+          <w:rFonts w:ascii="Arial" w:hAnsi="Arial" w:cs="Arial"/>
+          <w:sz w:val="20"/>
+        </w:rPr>
+        <w:t>WordPress</w:t>
+      </w:r>
+      <w:proofErr w:type="spellEnd"/>
+      <w:r>
+        <w:rPr>
+          <w:rFonts w:ascii="Arial" w:hAnsi="Arial" w:cs="Arial"/>
+          <w:sz w:val="20"/>
+        </w:rPr>
+        <w:t xml:space="preserve"> REST API, </w:t>
+      </w:r>
+      <w:proofErr w:type="spellStart"/>
       <w:r>
         <w:rPr>
           <w:rStyle w:val="Strong"/>
@@ -517,13 +611,103 @@
         </w:rPr>
         <w:t>GraphQL</w:t>
       </w:r>
-      <w:r>
-        <w:rPr>
-          <w:rFonts w:ascii="Arial" w:hAnsi="Arial" w:cs="Arial"/>
-          <w:sz w:val="20"/>
-        </w:rPr>
-        <w:t xml:space="preserve"> (WPGraphQL patterns), webhooks, background jobs (cron/queue patterns), Nginx/Apache configuration, Docker-based local dev</w:t>
-      </w:r>
+      <w:proofErr w:type="spellEnd"/>
+      <w:r>
+        <w:rPr>
+          <w:rFonts w:ascii="Arial" w:hAnsi="Arial" w:cs="Arial"/>
+          <w:sz w:val="20"/>
+        </w:rPr>
+        <w:t xml:space="preserve"> (</w:t>
+      </w:r>
+      <w:proofErr w:type="spellStart"/>
+      <w:r>
+        <w:rPr>
+          <w:rFonts w:ascii="Arial" w:hAnsi="Arial" w:cs="Arial"/>
+          <w:sz w:val="20"/>
+        </w:rPr>
+        <w:t>WPGraphQL</w:t>
+      </w:r>
+      <w:proofErr w:type="spellEnd"/>
+      <w:r>
+        <w:rPr>
+          <w:rFonts w:ascii="Arial" w:hAnsi="Arial" w:cs="Arial"/>
+          <w:sz w:val="20"/>
+        </w:rPr>
+        <w:t xml:space="preserve"> patterns), </w:t>
+      </w:r>
+      <w:proofErr w:type="spellStart"/>
+      <w:r>
+        <w:rPr>
+          <w:rFonts w:ascii="Arial" w:hAnsi="Arial" w:cs="Arial"/>
+          <w:sz w:val="20"/>
+        </w:rPr>
+        <w:t>webhooks</w:t>
+      </w:r>
+      <w:proofErr w:type="spellEnd"/>
+      <w:r>
+        <w:rPr>
+          <w:rFonts w:ascii="Arial" w:hAnsi="Arial" w:cs="Arial"/>
+          <w:sz w:val="20"/>
+        </w:rPr>
+        <w:t>, background jobs (</w:t>
+      </w:r>
+      <w:proofErr w:type="spellStart"/>
+      <w:r>
+        <w:rPr>
+          <w:rFonts w:ascii="Arial" w:hAnsi="Arial" w:cs="Arial"/>
+          <w:sz w:val="20"/>
+        </w:rPr>
+        <w:t>cron</w:t>
+      </w:r>
+      <w:proofErr w:type="spellEnd"/>
+      <w:r>
+        <w:rPr>
+          <w:rFonts w:ascii="Arial" w:hAnsi="Arial" w:cs="Arial"/>
+          <w:sz w:val="20"/>
+        </w:rPr>
+        <w:t xml:space="preserve">/queue patterns), </w:t>
+      </w:r>
+      <w:proofErr w:type="spellStart"/>
+      <w:r>
+        <w:rPr>
+          <w:rFonts w:ascii="Arial" w:hAnsi="Arial" w:cs="Arial"/>
+          <w:sz w:val="20"/>
+        </w:rPr>
+        <w:t>Nginx</w:t>
+      </w:r>
+      <w:proofErr w:type="spellEnd"/>
+      <w:r>
+        <w:rPr>
+          <w:rFonts w:ascii="Arial" w:hAnsi="Arial" w:cs="Arial"/>
+          <w:sz w:val="20"/>
+        </w:rPr>
+        <w:t xml:space="preserve">/Apache configuration, </w:t>
+      </w:r>
+      <w:proofErr w:type="spellStart"/>
+      <w:r>
+        <w:rPr>
+          <w:rFonts w:ascii="Arial" w:hAnsi="Arial" w:cs="Arial"/>
+          <w:sz w:val="20"/>
+        </w:rPr>
+        <w:t>Docker</w:t>
+      </w:r>
+      <w:proofErr w:type="spellEnd"/>
+      <w:r>
+        <w:rPr>
+          <w:rFonts w:ascii="Arial" w:hAnsi="Arial" w:cs="Arial"/>
+          <w:sz w:val="20"/>
+        </w:rPr>
+        <w:t xml:space="preserve">-based local </w:t>
+      </w:r>
+      <w:proofErr w:type="spellStart"/>
+      <w:r>
+        <w:rPr>
+          <w:rFonts w:ascii="Arial" w:hAnsi="Arial" w:cs="Arial"/>
+          <w:sz w:val="20"/>
+        </w:rPr>
+        <w:t>dev</w:t>
+      </w:r>
+      <w:proofErr w:type="spellEnd"/>
     </w:p>
     <w:p>
       <w:pPr>
@@ -553,6 +737,7 @@
         </w:rPr>
         <w:t xml:space="preserve"> — Relational: </w:t>
       </w:r>
+      <w:proofErr w:type="spellStart"/>
       <w:r>
         <w:rPr>
           <w:rStyle w:val="Strong"/>
@@ -561,6 +746,7 @@
         </w:rPr>
         <w:t>PostgreSQL</w:t>
       </w:r>
+      <w:proofErr w:type="spellEnd"/>
       <w:r>
         <w:rPr>
           <w:rFonts w:ascii="Arial" w:hAnsi="Arial" w:cs="Arial"/>
@@ -596,8 +782,25 @@
           <w:rFonts w:ascii="Arial" w:hAnsi="Arial" w:cs="Arial"/>
           <w:sz w:val="20"/>
         </w:rPr>
-        <w:t xml:space="preserve"> | NoSQL: </w:t>
-      </w:r>
+        <w:t xml:space="preserve"> | </w:t>
+      </w:r>
+      <w:proofErr w:type="spellStart"/>
+      <w:r>
+        <w:rPr>
+          <w:rFonts w:ascii="Arial" w:hAnsi="Arial" w:cs="Arial"/>
+          <w:sz w:val="20"/>
+        </w:rPr>
+        <w:t>NoSQL</w:t>
+      </w:r>
+      <w:proofErr w:type="spellEnd"/>
+      <w:r>
+        <w:rPr>
+          <w:rFonts w:ascii="Arial" w:hAnsi="Arial" w:cs="Arial"/>
+          <w:sz w:val="20"/>
+        </w:rPr>
+        <w:t xml:space="preserve">: </w:t>
+      </w:r>
+      <w:proofErr w:type="spellStart"/>
       <w:r>
         <w:rPr>
           <w:rStyle w:val="Strong"/>
@@ -606,6 +809,7 @@
         </w:rPr>
         <w:t>Redis</w:t>
       </w:r>
+      <w:proofErr w:type="spellEnd"/>
       <w:r>
         <w:rPr>
           <w:rFonts w:ascii="Arial" w:hAnsi="Arial" w:cs="Arial"/>
@@ -613,6 +817,7 @@
         </w:rPr>
         <w:t xml:space="preserve">, </w:t>
       </w:r>
+      <w:proofErr w:type="spellStart"/>
       <w:r>
         <w:rPr>
           <w:rStyle w:val="Strong"/>
@@ -621,6 +826,7 @@
         </w:rPr>
         <w:t>MongoDB</w:t>
       </w:r>
+      <w:proofErr w:type="spellEnd"/>
       <w:r>
         <w:rPr>
           <w:rFonts w:ascii="Arial" w:hAnsi="Arial" w:cs="Arial"/>
@@ -628,6 +834,7 @@
         </w:rPr>
         <w:t xml:space="preserve">, </w:t>
       </w:r>
+      <w:proofErr w:type="spellStart"/>
       <w:r>
         <w:rPr>
           <w:rStyle w:val="Strong"/>
@@ -636,6 +843,7 @@
         </w:rPr>
         <w:t>DynamoDB</w:t>
       </w:r>
+      <w:proofErr w:type="spellEnd"/>
       <w:r>
         <w:rPr>
           <w:rFonts w:ascii="Arial" w:hAnsi="Arial" w:cs="Arial"/>
@@ -673,6 +881,7 @@
         </w:rPr>
         <w:t xml:space="preserve">, </w:t>
       </w:r>
+      <w:proofErr w:type="spellStart"/>
       <w:r>
         <w:rPr>
           <w:rStyle w:val="Strong"/>
@@ -681,6 +890,7 @@
         </w:rPr>
         <w:t>RabbitMQ</w:t>
       </w:r>
+      <w:proofErr w:type="spellEnd"/>
       <w:r>
         <w:rPr>
           <w:rFonts w:ascii="Arial" w:hAnsi="Arial" w:cs="Arial"/>
@@ -688,6 +898,7 @@
         </w:rPr>
         <w:t xml:space="preserve"> | Search: </w:t>
       </w:r>
+      <w:proofErr w:type="spellStart"/>
       <w:r>
         <w:rPr>
           <w:rStyle w:val="Strong"/>
@@ -696,6 +907,7 @@
         </w:rPr>
         <w:t>Elasticsearch</w:t>
       </w:r>
+      <w:proofErr w:type="spellEnd"/>
       <w:r>
         <w:rPr>
           <w:rFonts w:ascii="Arial" w:hAnsi="Arial" w:cs="Arial"/>
@@ -733,6 +945,7 @@
         </w:rPr>
         <w:t xml:space="preserve">, </w:t>
       </w:r>
+      <w:proofErr w:type="spellStart"/>
       <w:r>
         <w:rPr>
           <w:rStyle w:val="Strong"/>
@@ -741,6 +954,7 @@
         </w:rPr>
         <w:t>BigQuery</w:t>
       </w:r>
+      <w:proofErr w:type="spellEnd"/>
       <w:r>
         <w:rPr>
           <w:rFonts w:ascii="Arial" w:hAnsi="Arial" w:cs="Arial"/>
@@ -768,8 +982,18 @@
           <w:rFonts w:ascii="Arial" w:hAnsi="Arial" w:cs="Arial"/>
           <w:sz w:val="20"/>
         </w:rPr>
-        <w:t>Cloud &amp; DevOps</w:t>
-      </w:r>
+        <w:t xml:space="preserve">Cloud &amp; </w:t>
+      </w:r>
+      <w:proofErr w:type="spellStart"/>
+      <w:r>
+        <w:rPr>
+          <w:rStyle w:val="Strong"/>
+          <w:rFonts w:ascii="Arial" w:hAnsi="Arial" w:cs="Arial"/>
+          <w:sz w:val="20"/>
+        </w:rPr>
+        <w:t>DevOps</w:t>
+      </w:r>
+      <w:proofErr w:type="spellEnd"/>
       <w:r>
         <w:rPr>
           <w:rFonts w:ascii="Arial" w:hAnsi="Arial" w:cs="Arial"/>
@@ -867,6 +1091,7 @@
         </w:rPr>
         <w:t xml:space="preserve">, </w:t>
       </w:r>
+      <w:proofErr w:type="spellStart"/>
       <w:r>
         <w:rPr>
           <w:rStyle w:val="Strong"/>
@@ -875,6 +1100,7 @@
         </w:rPr>
         <w:t>CloudFront</w:t>
       </w:r>
+      <w:proofErr w:type="spellEnd"/>
       <w:r>
         <w:rPr>
           <w:rFonts w:ascii="Arial" w:hAnsi="Arial" w:cs="Arial"/>
@@ -897,6 +1123,7 @@
         </w:rPr>
         <w:t xml:space="preserve">, </w:t>
       </w:r>
+      <w:proofErr w:type="spellStart"/>
       <w:r>
         <w:rPr>
           <w:rStyle w:val="Strong"/>
@@ -905,6 +1132,7 @@
         </w:rPr>
         <w:t>DynamoDB</w:t>
       </w:r>
+      <w:proofErr w:type="spellEnd"/>
       <w:r>
         <w:rPr>
           <w:rFonts w:ascii="Arial" w:hAnsi="Arial" w:cs="Arial"/>
@@ -912,6 +1140,7 @@
         </w:rPr>
         <w:t xml:space="preserve">, </w:t>
       </w:r>
+      <w:proofErr w:type="spellStart"/>
       <w:r>
         <w:rPr>
           <w:rStyle w:val="Strong"/>
@@ -920,6 +1149,7 @@
         </w:rPr>
         <w:t>ElastiCache</w:t>
       </w:r>
+      <w:proofErr w:type="spellEnd"/>
       <w:r>
         <w:rPr>
           <w:rFonts w:ascii="Arial" w:hAnsi="Arial" w:cs="Arial"/>
@@ -927,6 +1157,7 @@
         </w:rPr>
         <w:t xml:space="preserve">, </w:t>
       </w:r>
+      <w:proofErr w:type="spellStart"/>
       <w:r>
         <w:rPr>
           <w:rStyle w:val="Strong"/>
@@ -935,6 +1166,7 @@
         </w:rPr>
         <w:t>EventBridge</w:t>
       </w:r>
+      <w:proofErr w:type="spellEnd"/>
       <w:r>
         <w:rPr>
           <w:rFonts w:ascii="Arial" w:hAnsi="Arial" w:cs="Arial"/>
@@ -1122,6 +1354,7 @@
         </w:rPr>
         <w:t xml:space="preserve">, </w:t>
       </w:r>
+      <w:proofErr w:type="spellStart"/>
       <w:r>
         <w:rPr>
           <w:rStyle w:val="Strong"/>
@@ -1130,6 +1363,7 @@
         </w:rPr>
         <w:t>BigQuery</w:t>
       </w:r>
+      <w:proofErr w:type="spellEnd"/>
       <w:r>
         <w:rPr>
           <w:rFonts w:ascii="Arial" w:hAnsi="Arial" w:cs="Arial"/>
@@ -1137,6 +1371,7 @@
         </w:rPr>
         <w:t xml:space="preserve"> (as consumer/integrator) | </w:t>
       </w:r>
+      <w:proofErr w:type="spellStart"/>
       <w:r>
         <w:rPr>
           <w:rStyle w:val="Strong"/>
@@ -1145,6 +1380,7 @@
         </w:rPr>
         <w:t>Docker</w:t>
       </w:r>
+      <w:proofErr w:type="spellEnd"/>
       <w:r>
         <w:rPr>
           <w:rFonts w:ascii="Arial" w:hAnsi="Arial" w:cs="Arial"/>
@@ -1152,6 +1388,7 @@
         </w:rPr>
         <w:t xml:space="preserve">, </w:t>
       </w:r>
+      <w:proofErr w:type="spellStart"/>
       <w:r>
         <w:rPr>
           <w:rStyle w:val="Strong"/>
@@ -1160,6 +1397,7 @@
         </w:rPr>
         <w:t>Kubernetes</w:t>
       </w:r>
+      <w:proofErr w:type="spellEnd"/>
       <w:r>
         <w:rPr>
           <w:rFonts w:ascii="Arial" w:hAnsi="Arial" w:cs="Arial"/>
@@ -1197,6 +1435,7 @@
         </w:rPr>
         <w:t xml:space="preserve">, </w:t>
       </w:r>
+      <w:proofErr w:type="spellStart"/>
       <w:r>
         <w:rPr>
           <w:rStyle w:val="Strong"/>
@@ -1205,6 +1444,7 @@
         </w:rPr>
         <w:t>GitOps</w:t>
       </w:r>
+      <w:proofErr w:type="spellEnd"/>
       <w:r>
         <w:rPr>
           <w:rFonts w:ascii="Arial" w:hAnsi="Arial" w:cs="Arial"/>
@@ -1212,6 +1452,7 @@
         </w:rPr>
         <w:t xml:space="preserve">, </w:t>
       </w:r>
+      <w:proofErr w:type="spellStart"/>
       <w:r>
         <w:rPr>
           <w:rStyle w:val="Strong"/>
@@ -1220,6 +1461,7 @@
         </w:rPr>
         <w:t>Terraform</w:t>
       </w:r>
+      <w:proofErr w:type="spellEnd"/>
       <w:r>
         <w:rPr>
           <w:rFonts w:ascii="Arial" w:hAnsi="Arial" w:cs="Arial"/>
@@ -1227,6 +1469,7 @@
         </w:rPr>
         <w:t xml:space="preserve">, </w:t>
       </w:r>
+      <w:proofErr w:type="spellStart"/>
       <w:r>
         <w:rPr>
           <w:rStyle w:val="Strong"/>
@@ -1235,6 +1478,7 @@
         </w:rPr>
         <w:t>CloudFormation</w:t>
       </w:r>
+      <w:proofErr w:type="spellEnd"/>
       <w:r>
         <w:rPr>
           <w:rFonts w:ascii="Arial" w:hAnsi="Arial" w:cs="Arial"/>
@@ -1242,13 +1486,23 @@
         </w:rPr>
         <w:t xml:space="preserve"> | CI/CD: </w:t>
       </w:r>
-      <w:r>
-        <w:rPr>
-          <w:rStyle w:val="Strong"/>
-          <w:rFonts w:ascii="Arial" w:hAnsi="Arial" w:cs="Arial"/>
-          <w:sz w:val="20"/>
-        </w:rPr>
-        <w:t>GitHub Actions</w:t>
+      <w:proofErr w:type="spellStart"/>
+      <w:r>
+        <w:rPr>
+          <w:rStyle w:val="Strong"/>
+          <w:rFonts w:ascii="Arial" w:hAnsi="Arial" w:cs="Arial"/>
+          <w:sz w:val="20"/>
+        </w:rPr>
+        <w:t>GitHub</w:t>
+      </w:r>
+      <w:proofErr w:type="spellEnd"/>
+      <w:r>
+        <w:rPr>
+          <w:rStyle w:val="Strong"/>
+          <w:rFonts w:ascii="Arial" w:hAnsi="Arial" w:cs="Arial"/>
+          <w:sz w:val="20"/>
+        </w:rPr>
+        <w:t xml:space="preserve"> Actions</w:t>
       </w:r>
       <w:r>
         <w:rPr>
@@ -1257,13 +1511,23 @@
         </w:rPr>
         <w:t xml:space="preserve">, </w:t>
       </w:r>
-      <w:r>
-        <w:rPr>
-          <w:rStyle w:val="Strong"/>
-          <w:rFonts w:ascii="Arial" w:hAnsi="Arial" w:cs="Arial"/>
-          <w:sz w:val="20"/>
-        </w:rPr>
-        <w:t>GitLab CI</w:t>
+      <w:proofErr w:type="spellStart"/>
+      <w:r>
+        <w:rPr>
+          <w:rStyle w:val="Strong"/>
+          <w:rFonts w:ascii="Arial" w:hAnsi="Arial" w:cs="Arial"/>
+          <w:sz w:val="20"/>
+        </w:rPr>
+        <w:t>GitLab</w:t>
+      </w:r>
+      <w:proofErr w:type="spellEnd"/>
+      <w:r>
+        <w:rPr>
+          <w:rStyle w:val="Strong"/>
+          <w:rFonts w:ascii="Arial" w:hAnsi="Arial" w:cs="Arial"/>
+          <w:sz w:val="20"/>
+        </w:rPr>
+        <w:t xml:space="preserve"> CI</w:t>
       </w:r>
       <w:r>
         <w:rPr>
@@ -1293,8 +1557,18 @@
           <w:rFonts w:ascii="Arial" w:hAnsi="Arial" w:cs="Arial"/>
           <w:sz w:val="20"/>
         </w:rPr>
-        <w:t>Azure DevOps</w:t>
-      </w:r>
+        <w:t xml:space="preserve">Azure </w:t>
+      </w:r>
+      <w:proofErr w:type="spellStart"/>
+      <w:r>
+        <w:rPr>
+          <w:rStyle w:val="Strong"/>
+          <w:rFonts w:ascii="Arial" w:hAnsi="Arial" w:cs="Arial"/>
+          <w:sz w:val="20"/>
+        </w:rPr>
+        <w:t>DevOps</w:t>
+      </w:r>
+      <w:proofErr w:type="spellEnd"/>
       <w:r>
         <w:rPr>
           <w:rFonts w:ascii="Arial" w:hAnsi="Arial" w:cs="Arial"/>
@@ -1302,6 +1576,7 @@
         </w:rPr>
         <w:t xml:space="preserve">, </w:t>
       </w:r>
+      <w:proofErr w:type="spellStart"/>
       <w:r>
         <w:rPr>
           <w:rStyle w:val="Strong"/>
@@ -1310,6 +1585,7 @@
         </w:rPr>
         <w:t>CircleCI</w:t>
       </w:r>
+      <w:proofErr w:type="spellEnd"/>
     </w:p>
     <w:p>
       <w:pPr>
@@ -1324,13 +1600,23 @@
           <w:sz w:val="20"/>
         </w:rPr>
       </w:pPr>
-      <w:r>
-        <w:rPr>
-          <w:rStyle w:val="Strong"/>
-          <w:rFonts w:ascii="Arial" w:hAnsi="Arial" w:cs="Arial"/>
-          <w:sz w:val="20"/>
-        </w:rPr>
-        <w:t>Observability, Quality &amp; Security</w:t>
+      <w:proofErr w:type="spellStart"/>
+      <w:r>
+        <w:rPr>
+          <w:rStyle w:val="Strong"/>
+          <w:rFonts w:ascii="Arial" w:hAnsi="Arial" w:cs="Arial"/>
+          <w:sz w:val="20"/>
+        </w:rPr>
+        <w:t>Observability</w:t>
+      </w:r>
+      <w:proofErr w:type="spellEnd"/>
+      <w:r>
+        <w:rPr>
+          <w:rStyle w:val="Strong"/>
+          <w:rFonts w:ascii="Arial" w:hAnsi="Arial" w:cs="Arial"/>
+          <w:sz w:val="20"/>
+        </w:rPr>
+        <w:t>, Quality &amp; Security</w:t>
       </w:r>
       <w:r>
         <w:rPr>
@@ -1339,6 +1625,7 @@
         </w:rPr>
         <w:t xml:space="preserve"> — </w:t>
       </w:r>
+      <w:proofErr w:type="spellStart"/>
       <w:r>
         <w:rPr>
           <w:rStyle w:val="Strong"/>
@@ -1347,6 +1634,7 @@
         </w:rPr>
         <w:t>OpenTelemetry</w:t>
       </w:r>
+      <w:proofErr w:type="spellEnd"/>
       <w:r>
         <w:rPr>
           <w:rFonts w:ascii="Arial" w:hAnsi="Arial" w:cs="Arial"/>
@@ -1354,6 +1642,7 @@
         </w:rPr>
         <w:t xml:space="preserve">, </w:t>
       </w:r>
+      <w:proofErr w:type="spellStart"/>
       <w:r>
         <w:rPr>
           <w:rStyle w:val="Strong"/>
@@ -1362,6 +1651,7 @@
         </w:rPr>
         <w:t>Datadog</w:t>
       </w:r>
+      <w:proofErr w:type="spellEnd"/>
       <w:r>
         <w:rPr>
           <w:rFonts w:ascii="Arial" w:hAnsi="Arial" w:cs="Arial"/>
@@ -1384,6 +1674,7 @@
         </w:rPr>
         <w:t xml:space="preserve">, </w:t>
       </w:r>
+      <w:proofErr w:type="spellStart"/>
       <w:r>
         <w:rPr>
           <w:rStyle w:val="Strong"/>
@@ -1392,6 +1683,7 @@
         </w:rPr>
         <w:t>Grafana</w:t>
       </w:r>
+      <w:proofErr w:type="spellEnd"/>
       <w:r>
         <w:rPr>
           <w:rFonts w:ascii="Arial" w:hAnsi="Arial" w:cs="Arial"/>
@@ -1414,6 +1706,7 @@
         </w:rPr>
         <w:t xml:space="preserve">, </w:t>
       </w:r>
+      <w:proofErr w:type="spellStart"/>
       <w:r>
         <w:rPr>
           <w:rStyle w:val="Strong"/>
@@ -1422,6 +1715,7 @@
         </w:rPr>
         <w:t>CloudWatch</w:t>
       </w:r>
+      <w:proofErr w:type="spellEnd"/>
       <w:r>
         <w:rPr>
           <w:rFonts w:ascii="Arial" w:hAnsi="Arial" w:cs="Arial"/>
@@ -1534,13 +1828,23 @@
         </w:rPr>
         <w:t xml:space="preserve">, </w:t>
       </w:r>
-      <w:r>
-        <w:rPr>
-          <w:rStyle w:val="Strong"/>
-          <w:rFonts w:ascii="Arial" w:hAnsi="Arial" w:cs="Arial"/>
-          <w:sz w:val="20"/>
-        </w:rPr>
-        <w:t>OpenID Connect</w:t>
+      <w:proofErr w:type="spellStart"/>
+      <w:r>
+        <w:rPr>
+          <w:rStyle w:val="Strong"/>
+          <w:rFonts w:ascii="Arial" w:hAnsi="Arial" w:cs="Arial"/>
+          <w:sz w:val="20"/>
+        </w:rPr>
+        <w:t>OpenID</w:t>
+      </w:r>
+      <w:proofErr w:type="spellEnd"/>
+      <w:r>
+        <w:rPr>
+          <w:rStyle w:val="Strong"/>
+          <w:rFonts w:ascii="Arial" w:hAnsi="Arial" w:cs="Arial"/>
+          <w:sz w:val="20"/>
+        </w:rPr>
+        <w:t xml:space="preserve"> Connect</w:t>
       </w:r>
       <w:r>
         <w:rPr>
@@ -1564,6 +1868,7 @@
         </w:rPr>
         <w:t xml:space="preserve">, </w:t>
       </w:r>
+      <w:proofErr w:type="spellStart"/>
       <w:r>
         <w:rPr>
           <w:rStyle w:val="Strong"/>
@@ -1572,6 +1877,7 @@
         </w:rPr>
         <w:t>Okta</w:t>
       </w:r>
+      <w:proofErr w:type="spellEnd"/>
       <w:r>
         <w:rPr>
           <w:rFonts w:ascii="Arial" w:hAnsi="Arial" w:cs="Arial"/>
@@ -1600,8 +1906,18 @@
           <w:rFonts w:ascii="Arial" w:hAnsi="Arial" w:cs="Arial"/>
           <w:sz w:val="20"/>
         </w:rPr>
-        <w:t>AWS Cognito</w:t>
-      </w:r>
+        <w:t xml:space="preserve">AWS </w:t>
+      </w:r>
+      <w:proofErr w:type="spellStart"/>
+      <w:r>
+        <w:rPr>
+          <w:rStyle w:val="Strong"/>
+          <w:rFonts w:ascii="Arial" w:hAnsi="Arial" w:cs="Arial"/>
+          <w:sz w:val="20"/>
+        </w:rPr>
+        <w:t>Cognito</w:t>
+      </w:r>
+      <w:proofErr w:type="spellEnd"/>
       <w:r>
         <w:rPr>
           <w:rFonts w:ascii="Arial" w:hAnsi="Arial" w:cs="Arial"/>
@@ -1666,7 +1982,31 @@
           <w:sz w:val="21"/>
           <w:szCs w:val="21"/>
         </w:rPr>
-        <w:t>Web Venturez LLC</w:t>
+        <w:t xml:space="preserve">Web </w:t>
+      </w:r>
+      <w:proofErr w:type="spellStart"/>
+      <w:r>
+        <w:rPr>
+          <w:rFonts w:ascii="Arial" w:eastAsia="Arial" w:hAnsi="Arial" w:cs="Arial"/>
+          <w:b/>
+          <w:bCs/>
+          <w:color w:val="6F8F6B"/>
+          <w:sz w:val="21"/>
+          <w:szCs w:val="21"/>
+        </w:rPr>
+        <w:t>Venturez</w:t>
+      </w:r>
+      <w:proofErr w:type="spellEnd"/>
+      <w:r>
+        <w:rPr>
+          <w:rFonts w:ascii="Arial" w:eastAsia="Arial" w:hAnsi="Arial" w:cs="Arial"/>
+          <w:b/>
+          <w:bCs/>
+          <w:color w:val="6F8F6B"/>
+          <w:sz w:val="21"/>
+          <w:szCs w:val="21"/>
+        </w:rPr>
+        <w:t xml:space="preserve"> LLC</w:t>
       </w:r>
     </w:p>
     <w:p>
@@ -1700,6 +2040,7 @@
         </w:rPr>
         <w:t xml:space="preserve">Owned end-to-end delivery of </w:t>
       </w:r>
+      <w:proofErr w:type="spellStart"/>
       <w:r>
         <w:rPr>
           <w:rStyle w:val="Strong"/>
@@ -1708,6 +2049,7 @@
         </w:rPr>
         <w:t>WordPress</w:t>
       </w:r>
+      <w:proofErr w:type="spellEnd"/>
       <w:r>
         <w:rPr>
           <w:rFonts w:ascii="Arial" w:hAnsi="Arial" w:cs="Arial"/>
@@ -1715,6 +2057,7 @@
         </w:rPr>
         <w:t xml:space="preserve"> and </w:t>
       </w:r>
+      <w:proofErr w:type="spellStart"/>
       <w:r>
         <w:rPr>
           <w:rStyle w:val="Strong"/>
@@ -1723,6 +2066,7 @@
         </w:rPr>
         <w:t>WooCommerce</w:t>
       </w:r>
+      <w:proofErr w:type="spellEnd"/>
       <w:r>
         <w:rPr>
           <w:rFonts w:ascii="Arial" w:hAnsi="Arial" w:cs="Arial"/>
@@ -1838,20 +2182,56 @@
         </w:rPr>
         <w:t xml:space="preserve">Optimized high-traffic performance using query profiling, object caching with </w:t>
       </w:r>
-      <w:r>
-        <w:rPr>
-          <w:rStyle w:val="Strong"/>
-          <w:rFonts w:ascii="Arial" w:hAnsi="Arial" w:cs="Arial"/>
-          <w:sz w:val="20"/>
-        </w:rPr>
-        <w:t>Redis/ElastiCache</w:t>
-      </w:r>
-      <w:r>
-        <w:rPr>
-          <w:rFonts w:ascii="Arial" w:hAnsi="Arial" w:cs="Arial"/>
-          <w:sz w:val="20"/>
-        </w:rPr>
-        <w:t>, and selective denormalization, improving stability during peak campaigns.</w:t>
+      <w:proofErr w:type="spellStart"/>
+      <w:r>
+        <w:rPr>
+          <w:rStyle w:val="Strong"/>
+          <w:rFonts w:ascii="Arial" w:hAnsi="Arial" w:cs="Arial"/>
+          <w:sz w:val="20"/>
+        </w:rPr>
+        <w:t>Redis</w:t>
+      </w:r>
+      <w:proofErr w:type="spellEnd"/>
+      <w:r>
+        <w:rPr>
+          <w:rStyle w:val="Strong"/>
+          <w:rFonts w:ascii="Arial" w:hAnsi="Arial" w:cs="Arial"/>
+          <w:sz w:val="20"/>
+        </w:rPr>
+        <w:t>/</w:t>
+      </w:r>
+      <w:proofErr w:type="spellStart"/>
+      <w:r>
+        <w:rPr>
+          <w:rStyle w:val="Strong"/>
+          <w:rFonts w:ascii="Arial" w:hAnsi="Arial" w:cs="Arial"/>
+          <w:sz w:val="20"/>
+        </w:rPr>
+        <w:t>ElastiCache</w:t>
+      </w:r>
+      <w:proofErr w:type="spellEnd"/>
+      <w:r>
+        <w:rPr>
+          <w:rFonts w:ascii="Arial" w:hAnsi="Arial" w:cs="Arial"/>
+          <w:sz w:val="20"/>
+        </w:rPr>
+        <w:t xml:space="preserve">, and selective </w:t>
+      </w:r>
+      <w:proofErr w:type="spellStart"/>
+      <w:r>
+        <w:rPr>
+          <w:rFonts w:ascii="Arial" w:hAnsi="Arial" w:cs="Arial"/>
+          <w:sz w:val="20"/>
+        </w:rPr>
+        <w:t>denormalization</w:t>
+      </w:r>
+      <w:proofErr w:type="spellEnd"/>
+      <w:r>
+        <w:rPr>
+          <w:rFonts w:ascii="Arial" w:hAnsi="Arial" w:cs="Arial"/>
+          <w:sz w:val="20"/>
+        </w:rPr>
+        <w:t>, improving stability during peak campaigns.</w:t>
       </w:r>
     </w:p>
     <w:p>
@@ -1872,7 +2252,39 @@
           <w:rFonts w:ascii="Arial" w:hAnsi="Arial" w:cs="Arial"/>
           <w:sz w:val="20"/>
         </w:rPr>
-        <w:t>Designed robust payment and order-state integrations using webhooks with idempotency keys, retries, and audit trails, reducing duplicate charge and inconsistent fulfillment incidents.</w:t>
+        <w:t xml:space="preserve">Designed robust payment and order-state integrations using </w:t>
+      </w:r>
+      <w:proofErr w:type="spellStart"/>
+      <w:r>
+        <w:rPr>
+          <w:rFonts w:ascii="Arial" w:hAnsi="Arial" w:cs="Arial"/>
+          <w:sz w:val="20"/>
+        </w:rPr>
+        <w:t>webhooks</w:t>
+      </w:r>
+      <w:proofErr w:type="spellEnd"/>
+      <w:r>
+        <w:rPr>
+          <w:rFonts w:ascii="Arial" w:hAnsi="Arial" w:cs="Arial"/>
+          <w:sz w:val="20"/>
+        </w:rPr>
+        <w:t xml:space="preserve"> with </w:t>
+      </w:r>
+      <w:proofErr w:type="spellStart"/>
+      <w:r>
+        <w:rPr>
+          <w:rFonts w:ascii="Arial" w:hAnsi="Arial" w:cs="Arial"/>
+          <w:sz w:val="20"/>
+        </w:rPr>
+        <w:t>idempotency</w:t>
+      </w:r>
+      <w:proofErr w:type="spellEnd"/>
+      <w:r>
+        <w:rPr>
+          <w:rFonts w:ascii="Arial" w:hAnsi="Arial" w:cs="Arial"/>
+          <w:sz w:val="20"/>
+        </w:rPr>
+        <w:t xml:space="preserve"> keys, retries, and audit trails, reducing duplicate charge and inconsistent fulfillment incidents.</w:t>
       </w:r>
     </w:p>
     <w:p>
@@ -1893,8 +2305,25 @@
           <w:rFonts w:ascii="Arial" w:hAnsi="Arial" w:cs="Arial"/>
           <w:sz w:val="20"/>
         </w:rPr>
-        <w:t xml:space="preserve">Built a headless delivery pattern where appropriate by exposing curated content via WordPress REST and </w:t>
-      </w:r>
+        <w:t xml:space="preserve">Built a headless delivery pattern where appropriate by exposing curated content via </w:t>
+      </w:r>
+      <w:proofErr w:type="spellStart"/>
+      <w:r>
+        <w:rPr>
+          <w:rFonts w:ascii="Arial" w:hAnsi="Arial" w:cs="Arial"/>
+          <w:sz w:val="20"/>
+        </w:rPr>
+        <w:t>WordPress</w:t>
+      </w:r>
+      <w:proofErr w:type="spellEnd"/>
+      <w:r>
+        <w:rPr>
+          <w:rFonts w:ascii="Arial" w:hAnsi="Arial" w:cs="Arial"/>
+          <w:sz w:val="20"/>
+        </w:rPr>
+        <w:t xml:space="preserve"> REST and </w:t>
+      </w:r>
+      <w:proofErr w:type="spellStart"/>
       <w:r>
         <w:rPr>
           <w:rStyle w:val="Strong"/>
@@ -1903,6 +2332,7 @@
         </w:rPr>
         <w:t>GraphQL</w:t>
       </w:r>
+      <w:proofErr w:type="spellEnd"/>
       <w:r>
         <w:rPr>
           <w:rFonts w:ascii="Arial" w:hAnsi="Arial" w:cs="Arial"/>
@@ -1961,6 +2391,7 @@
         </w:rPr>
         <w:t xml:space="preserve">-style object storage and </w:t>
       </w:r>
+      <w:proofErr w:type="spellStart"/>
       <w:r>
         <w:rPr>
           <w:rStyle w:val="Strong"/>
@@ -1969,6 +2400,7 @@
         </w:rPr>
         <w:t>CloudFront</w:t>
       </w:r>
+      <w:proofErr w:type="spellEnd"/>
       <w:r>
         <w:rPr>
           <w:rFonts w:ascii="Arial" w:hAnsi="Arial" w:cs="Arial"/>
@@ -1997,13 +2429,23 @@
         </w:rPr>
         <w:t xml:space="preserve">Implemented search and relevance tuning using </w:t>
       </w:r>
-      <w:r>
-        <w:rPr>
-          <w:rStyle w:val="Strong"/>
-          <w:rFonts w:ascii="Arial" w:hAnsi="Arial" w:cs="Arial"/>
-          <w:sz w:val="20"/>
-        </w:rPr>
-        <w:t>Elasticsearch/OpenSearch</w:t>
+      <w:proofErr w:type="spellStart"/>
+      <w:r>
+        <w:rPr>
+          <w:rStyle w:val="Strong"/>
+          <w:rFonts w:ascii="Arial" w:hAnsi="Arial" w:cs="Arial"/>
+          <w:sz w:val="20"/>
+        </w:rPr>
+        <w:t>Elasticsearch</w:t>
+      </w:r>
+      <w:proofErr w:type="spellEnd"/>
+      <w:r>
+        <w:rPr>
+          <w:rStyle w:val="Strong"/>
+          <w:rFonts w:ascii="Arial" w:hAnsi="Arial" w:cs="Arial"/>
+          <w:sz w:val="20"/>
+        </w:rPr>
+        <w:t>/OpenSearch</w:t>
       </w:r>
       <w:r>
         <w:rPr>
@@ -2048,6 +2490,7 @@
         </w:rPr>
         <w:t xml:space="preserve"> and </w:t>
       </w:r>
+      <w:proofErr w:type="spellStart"/>
       <w:r>
         <w:rPr>
           <w:rStyle w:val="Strong"/>
@@ -2056,6 +2499,7 @@
         </w:rPr>
         <w:t>EventBridge</w:t>
       </w:r>
+      <w:proofErr w:type="spellEnd"/>
       <w:r>
         <w:rPr>
           <w:rFonts w:ascii="Arial" w:hAnsi="Arial" w:cs="Arial"/>
@@ -2084,6 +2528,7 @@
         </w:rPr>
         <w:t xml:space="preserve">Built operational dashboards and alerting using </w:t>
       </w:r>
+      <w:proofErr w:type="spellStart"/>
       <w:r>
         <w:rPr>
           <w:rStyle w:val="Strong"/>
@@ -2092,6 +2537,7 @@
         </w:rPr>
         <w:t>CloudWatch</w:t>
       </w:r>
+      <w:proofErr w:type="spellEnd"/>
       <w:r>
         <w:rPr>
           <w:rFonts w:ascii="Arial" w:hAnsi="Arial" w:cs="Arial"/>
@@ -2099,14 +2545,34 @@
         </w:rPr>
         <w:t xml:space="preserve">, structured logging, and </w:t>
       </w:r>
-      <w:r>
-        <w:rPr>
-          <w:rStyle w:val="Strong"/>
-          <w:rFonts w:ascii="Arial" w:hAnsi="Arial" w:cs="Arial"/>
-          <w:sz w:val="20"/>
-        </w:rPr>
-        <w:t>Datadog/Grafana</w:t>
-      </w:r>
+      <w:proofErr w:type="spellStart"/>
+      <w:r>
+        <w:rPr>
+          <w:rStyle w:val="Strong"/>
+          <w:rFonts w:ascii="Arial" w:hAnsi="Arial" w:cs="Arial"/>
+          <w:sz w:val="20"/>
+        </w:rPr>
+        <w:t>Datadog</w:t>
+      </w:r>
+      <w:proofErr w:type="spellEnd"/>
+      <w:r>
+        <w:rPr>
+          <w:rStyle w:val="Strong"/>
+          <w:rFonts w:ascii="Arial" w:hAnsi="Arial" w:cs="Arial"/>
+          <w:sz w:val="20"/>
+        </w:rPr>
+        <w:t>/</w:t>
+      </w:r>
+      <w:proofErr w:type="spellStart"/>
+      <w:r>
+        <w:rPr>
+          <w:rStyle w:val="Strong"/>
+          <w:rFonts w:ascii="Arial" w:hAnsi="Arial" w:cs="Arial"/>
+          <w:sz w:val="20"/>
+        </w:rPr>
+        <w:t>Grafana</w:t>
+      </w:r>
+      <w:proofErr w:type="spellEnd"/>
       <w:r>
         <w:rPr>
           <w:rFonts w:ascii="Arial" w:hAnsi="Arial" w:cs="Arial"/>
@@ -2148,7 +2614,23 @@
           <w:rFonts w:ascii="Arial" w:hAnsi="Arial" w:cs="Arial"/>
           <w:sz w:val="20"/>
         </w:rPr>
-        <w:t xml:space="preserve">), safer auth/session practices, audit logging, rate limiting, and secure secret handling via </w:t>
+        <w:t xml:space="preserve">), safer </w:t>
+      </w:r>
+      <w:proofErr w:type="spellStart"/>
+      <w:r>
+        <w:rPr>
+          <w:rFonts w:ascii="Arial" w:hAnsi="Arial" w:cs="Arial"/>
+          <w:sz w:val="20"/>
+        </w:rPr>
+        <w:t>auth</w:t>
+      </w:r>
+      <w:proofErr w:type="spellEnd"/>
+      <w:r>
+        <w:rPr>
+          <w:rFonts w:ascii="Arial" w:hAnsi="Arial" w:cs="Arial"/>
+          <w:sz w:val="20"/>
+        </w:rPr>
+        <w:t xml:space="preserve">/session practices, audit logging, rate limiting, and secure secret handling via </w:t>
       </w:r>
       <w:r>
         <w:rPr>
@@ -2186,13 +2668,23 @@
         </w:rPr>
         <w:t xml:space="preserve">Delivered reliable CI/CD using </w:t>
       </w:r>
-      <w:r>
-        <w:rPr>
-          <w:rStyle w:val="Strong"/>
-          <w:rFonts w:ascii="Arial" w:hAnsi="Arial" w:cs="Arial"/>
-          <w:sz w:val="20"/>
-        </w:rPr>
-        <w:t>GitHub Actions</w:t>
+      <w:proofErr w:type="spellStart"/>
+      <w:r>
+        <w:rPr>
+          <w:rStyle w:val="Strong"/>
+          <w:rFonts w:ascii="Arial" w:hAnsi="Arial" w:cs="Arial"/>
+          <w:sz w:val="20"/>
+        </w:rPr>
+        <w:t>GitHub</w:t>
+      </w:r>
+      <w:proofErr w:type="spellEnd"/>
+      <w:r>
+        <w:rPr>
+          <w:rStyle w:val="Strong"/>
+          <w:rFonts w:ascii="Arial" w:hAnsi="Arial" w:cs="Arial"/>
+          <w:sz w:val="20"/>
+        </w:rPr>
+        <w:t xml:space="preserve"> Actions</w:t>
       </w:r>
       <w:r>
         <w:rPr>
@@ -2238,14 +2730,34 @@
         <w:lastRenderedPageBreak/>
         <w:t xml:space="preserve">Modernized infrastructure workflows with </w:t>
       </w:r>
-      <w:r>
-        <w:rPr>
-          <w:rStyle w:val="Strong"/>
-          <w:rFonts w:ascii="Arial" w:hAnsi="Arial" w:cs="Arial"/>
-          <w:sz w:val="20"/>
-        </w:rPr>
-        <w:t>Terraform/CloudFormation</w:t>
-      </w:r>
+      <w:proofErr w:type="spellStart"/>
+      <w:r>
+        <w:rPr>
+          <w:rStyle w:val="Strong"/>
+          <w:rFonts w:ascii="Arial" w:hAnsi="Arial" w:cs="Arial"/>
+          <w:sz w:val="20"/>
+        </w:rPr>
+        <w:t>Terraform</w:t>
+      </w:r>
+      <w:proofErr w:type="spellEnd"/>
+      <w:r>
+        <w:rPr>
+          <w:rStyle w:val="Strong"/>
+          <w:rFonts w:ascii="Arial" w:hAnsi="Arial" w:cs="Arial"/>
+          <w:sz w:val="20"/>
+        </w:rPr>
+        <w:t>/</w:t>
+      </w:r>
+      <w:proofErr w:type="spellStart"/>
+      <w:r>
+        <w:rPr>
+          <w:rStyle w:val="Strong"/>
+          <w:rFonts w:ascii="Arial" w:hAnsi="Arial" w:cs="Arial"/>
+          <w:sz w:val="20"/>
+        </w:rPr>
+        <w:t>CloudFormation</w:t>
+      </w:r>
+      <w:proofErr w:type="spellEnd"/>
       <w:r>
         <w:rPr>
           <w:rFonts w:ascii="Arial" w:hAnsi="Arial" w:cs="Arial"/>
@@ -2274,13 +2786,23 @@
         </w:rPr>
         <w:t xml:space="preserve">Expanded data capabilities by integrating </w:t>
       </w:r>
-      <w:r>
-        <w:rPr>
-          <w:rStyle w:val="Strong"/>
-          <w:rFonts w:ascii="Arial" w:hAnsi="Arial" w:cs="Arial"/>
-          <w:sz w:val="20"/>
-        </w:rPr>
-        <w:t>PostgreSQL/MySQL</w:t>
+      <w:proofErr w:type="spellStart"/>
+      <w:r>
+        <w:rPr>
+          <w:rStyle w:val="Strong"/>
+          <w:rFonts w:ascii="Arial" w:hAnsi="Arial" w:cs="Arial"/>
+          <w:sz w:val="20"/>
+        </w:rPr>
+        <w:t>PostgreSQL</w:t>
+      </w:r>
+      <w:proofErr w:type="spellEnd"/>
+      <w:r>
+        <w:rPr>
+          <w:rStyle w:val="Strong"/>
+          <w:rFonts w:ascii="Arial" w:hAnsi="Arial" w:cs="Arial"/>
+          <w:sz w:val="20"/>
+        </w:rPr>
+        <w:t>/MySQL</w:t>
       </w:r>
       <w:r>
         <w:rPr>
@@ -2289,14 +2811,34 @@
         </w:rPr>
         <w:t xml:space="preserve"> for transactional workloads, </w:t>
       </w:r>
-      <w:r>
-        <w:rPr>
-          <w:rStyle w:val="Strong"/>
-          <w:rFonts w:ascii="Arial" w:hAnsi="Arial" w:cs="Arial"/>
-          <w:sz w:val="20"/>
-        </w:rPr>
-        <w:t>DynamoDB/MongoDB</w:t>
-      </w:r>
+      <w:proofErr w:type="spellStart"/>
+      <w:r>
+        <w:rPr>
+          <w:rStyle w:val="Strong"/>
+          <w:rFonts w:ascii="Arial" w:hAnsi="Arial" w:cs="Arial"/>
+          <w:sz w:val="20"/>
+        </w:rPr>
+        <w:t>DynamoDB</w:t>
+      </w:r>
+      <w:proofErr w:type="spellEnd"/>
+      <w:r>
+        <w:rPr>
+          <w:rStyle w:val="Strong"/>
+          <w:rFonts w:ascii="Arial" w:hAnsi="Arial" w:cs="Arial"/>
+          <w:sz w:val="20"/>
+        </w:rPr>
+        <w:t>/</w:t>
+      </w:r>
+      <w:proofErr w:type="spellStart"/>
+      <w:r>
+        <w:rPr>
+          <w:rStyle w:val="Strong"/>
+          <w:rFonts w:ascii="Arial" w:hAnsi="Arial" w:cs="Arial"/>
+          <w:sz w:val="20"/>
+        </w:rPr>
+        <w:t>MongoDB</w:t>
+      </w:r>
+      <w:proofErr w:type="spellEnd"/>
       <w:r>
         <w:rPr>
           <w:rFonts w:ascii="Arial" w:hAnsi="Arial" w:cs="Arial"/>
@@ -2310,8 +2852,18 @@
           <w:rFonts w:ascii="Arial" w:hAnsi="Arial" w:cs="Arial"/>
           <w:sz w:val="20"/>
         </w:rPr>
-        <w:t>Redshift/BigQuery</w:t>
-      </w:r>
+        <w:t>Redshift/</w:t>
+      </w:r>
+      <w:proofErr w:type="spellStart"/>
+      <w:r>
+        <w:rPr>
+          <w:rStyle w:val="Strong"/>
+          <w:rFonts w:ascii="Arial" w:hAnsi="Arial" w:cs="Arial"/>
+          <w:sz w:val="20"/>
+        </w:rPr>
+        <w:t>BigQuery</w:t>
+      </w:r>
+      <w:proofErr w:type="spellEnd"/>
       <w:r>
         <w:rPr>
           <w:rFonts w:ascii="Arial" w:hAnsi="Arial" w:cs="Arial"/>
@@ -2340,6 +2892,7 @@
         </w:rPr>
         <w:t xml:space="preserve">Enabled containerized deployments for select services and workers using </w:t>
       </w:r>
+      <w:proofErr w:type="spellStart"/>
       <w:r>
         <w:rPr>
           <w:rStyle w:val="Strong"/>
@@ -2348,6 +2901,7 @@
         </w:rPr>
         <w:t>Docker</w:t>
       </w:r>
+      <w:proofErr w:type="spellEnd"/>
       <w:r>
         <w:rPr>
           <w:rFonts w:ascii="Arial" w:hAnsi="Arial" w:cs="Arial"/>
@@ -2355,6 +2909,7 @@
         </w:rPr>
         <w:t xml:space="preserve"> and </w:t>
       </w:r>
+      <w:proofErr w:type="spellStart"/>
       <w:r>
         <w:rPr>
           <w:rStyle w:val="Strong"/>
@@ -2363,6 +2918,7 @@
         </w:rPr>
         <w:t>Kubernetes</w:t>
       </w:r>
+      <w:proofErr w:type="spellEnd"/>
       <w:r>
         <w:rPr>
           <w:rFonts w:ascii="Arial" w:hAnsi="Arial" w:cs="Arial"/>
@@ -2426,6 +2982,7 @@
       </w:r>
     </w:p>
     <w:p>
+      <w:proofErr w:type="spellStart"/>
       <w:r>
         <w:rPr>
           <w:rFonts w:ascii="Arial" w:eastAsia="Arial" w:hAnsi="Arial" w:cs="Arial"/>
@@ -2435,7 +2992,19 @@
           <w:sz w:val="21"/>
           <w:szCs w:val="21"/>
         </w:rPr>
-        <w:t>Webiz Digital</w:t>
+        <w:t>Webiz</w:t>
+      </w:r>
+      <w:proofErr w:type="spellEnd"/>
+      <w:r>
+        <w:rPr>
+          <w:rFonts w:ascii="Arial" w:eastAsia="Arial" w:hAnsi="Arial" w:cs="Arial"/>
+          <w:b/>
+          <w:bCs/>
+          <w:color w:val="6F8F6B"/>
+          <w:sz w:val="21"/>
+          <w:szCs w:val="21"/>
+        </w:rPr>
+        <w:t xml:space="preserve"> Digital</w:t>
       </w:r>
     </w:p>
     <w:p>
@@ -2469,6 +3038,7 @@
         </w:rPr>
         <w:t xml:space="preserve">Developed custom </w:t>
       </w:r>
+      <w:proofErr w:type="spellStart"/>
       <w:r>
         <w:rPr>
           <w:rStyle w:val="Strong"/>
@@ -2477,12 +3047,29 @@
         </w:rPr>
         <w:t>WordPress</w:t>
       </w:r>
-      <w:r>
-        <w:rPr>
-          <w:rFonts w:ascii="Arial" w:hAnsi="Arial" w:cs="Arial"/>
-          <w:sz w:val="20"/>
-        </w:rPr>
-        <w:t xml:space="preserve"> themes and plugins, delivering reusable page templates, shortcodes, widgets, and admin tooling that reduced editor errors.</w:t>
+      <w:proofErr w:type="spellEnd"/>
+      <w:r>
+        <w:rPr>
+          <w:rFonts w:ascii="Arial" w:hAnsi="Arial" w:cs="Arial"/>
+          <w:sz w:val="20"/>
+        </w:rPr>
+        <w:t xml:space="preserve"> themes and plugins, delivering reusable page templates, </w:t>
+      </w:r>
+      <w:proofErr w:type="spellStart"/>
+      <w:r>
+        <w:rPr>
+          <w:rFonts w:ascii="Arial" w:hAnsi="Arial" w:cs="Arial"/>
+          <w:sz w:val="20"/>
+        </w:rPr>
+        <w:t>shortcodes</w:t>
+      </w:r>
+      <w:proofErr w:type="spellEnd"/>
+      <w:r>
+        <w:rPr>
+          <w:rFonts w:ascii="Arial" w:hAnsi="Arial" w:cs="Arial"/>
+          <w:sz w:val="20"/>
+        </w:rPr>
+        <w:t>, widgets, and admin tooling that reduced editor errors.</w:t>
       </w:r>
     </w:p>
     <w:p>
@@ -2505,6 +3092,7 @@
         </w:rPr>
         <w:t xml:space="preserve">Enhanced </w:t>
       </w:r>
+      <w:proofErr w:type="spellStart"/>
       <w:r>
         <w:rPr>
           <w:rStyle w:val="Strong"/>
@@ -2513,6 +3101,7 @@
         </w:rPr>
         <w:t>WooCommerce</w:t>
       </w:r>
+      <w:proofErr w:type="spellEnd"/>
       <w:r>
         <w:rPr>
           <w:rFonts w:ascii="Arial" w:hAnsi="Arial" w:cs="Arial"/>
@@ -2539,7 +3128,71 @@
           <w:rFonts w:ascii="Arial" w:hAnsi="Arial" w:cs="Arial"/>
           <w:sz w:val="20"/>
         </w:rPr>
-        <w:t>Built secure integrations using WordPress REST endpoints and webhook consumers, adding auth, batching, and backoff to handle intermittent third-party failures.</w:t>
+        <w:t xml:space="preserve">Built secure integrations using </w:t>
+      </w:r>
+      <w:proofErr w:type="spellStart"/>
+      <w:r>
+        <w:rPr>
+          <w:rFonts w:ascii="Arial" w:hAnsi="Arial" w:cs="Arial"/>
+          <w:sz w:val="20"/>
+        </w:rPr>
+        <w:t>WordPress</w:t>
+      </w:r>
+      <w:proofErr w:type="spellEnd"/>
+      <w:r>
+        <w:rPr>
+          <w:rFonts w:ascii="Arial" w:hAnsi="Arial" w:cs="Arial"/>
+          <w:sz w:val="20"/>
+        </w:rPr>
+        <w:t xml:space="preserve"> REST endpoints and </w:t>
+      </w:r>
+      <w:proofErr w:type="spellStart"/>
+      <w:r>
+        <w:rPr>
+          <w:rFonts w:ascii="Arial" w:hAnsi="Arial" w:cs="Arial"/>
+          <w:sz w:val="20"/>
+        </w:rPr>
+        <w:t>webhook</w:t>
+      </w:r>
+      <w:proofErr w:type="spellEnd"/>
+      <w:r>
+        <w:rPr>
+          <w:rFonts w:ascii="Arial" w:hAnsi="Arial" w:cs="Arial"/>
+          <w:sz w:val="20"/>
+        </w:rPr>
+        <w:t xml:space="preserve"> consumers, adding </w:t>
+      </w:r>
+      <w:proofErr w:type="spellStart"/>
+      <w:r>
+        <w:rPr>
+          <w:rFonts w:ascii="Arial" w:hAnsi="Arial" w:cs="Arial"/>
+          <w:sz w:val="20"/>
+        </w:rPr>
+        <w:t>auth</w:t>
+      </w:r>
+      <w:proofErr w:type="spellEnd"/>
+      <w:r>
+        <w:rPr>
+          <w:rFonts w:ascii="Arial" w:hAnsi="Arial" w:cs="Arial"/>
+          <w:sz w:val="20"/>
+        </w:rPr>
+        <w:t xml:space="preserve">, batching, and </w:t>
+      </w:r>
+      <w:proofErr w:type="spellStart"/>
+      <w:r>
+        <w:rPr>
+          <w:rFonts w:ascii="Arial" w:hAnsi="Arial" w:cs="Arial"/>
+          <w:sz w:val="20"/>
+        </w:rPr>
+        <w:t>backoff</w:t>
+      </w:r>
+      <w:proofErr w:type="spellEnd"/>
+      <w:r>
+        <w:rPr>
+          <w:rFonts w:ascii="Arial" w:hAnsi="Arial" w:cs="Arial"/>
+          <w:sz w:val="20"/>
+        </w:rPr>
+        <w:t xml:space="preserve"> to handle intermittent third-party failures.</w:t>
       </w:r>
     </w:p>
     <w:p>
@@ -2562,6 +3215,7 @@
         </w:rPr>
         <w:t xml:space="preserve">Improved performance by profiling </w:t>
       </w:r>
+      <w:proofErr w:type="spellStart"/>
       <w:r>
         <w:rPr>
           <w:rStyle w:val="Strong"/>
@@ -2570,6 +3224,7 @@
         </w:rPr>
         <w:t>WP_Query</w:t>
       </w:r>
+      <w:proofErr w:type="spellEnd"/>
       <w:r>
         <w:rPr>
           <w:rFonts w:ascii="Arial" w:hAnsi="Arial" w:cs="Arial"/>
@@ -2577,6 +3232,7 @@
         </w:rPr>
         <w:t xml:space="preserve"> hotspots, adding targeted indexing, and applying caching strategies using </w:t>
       </w:r>
+      <w:proofErr w:type="spellStart"/>
       <w:r>
         <w:rPr>
           <w:rStyle w:val="Strong"/>
@@ -2585,6 +3241,7 @@
         </w:rPr>
         <w:t>Redis</w:t>
       </w:r>
+      <w:proofErr w:type="spellEnd"/>
       <w:r>
         <w:rPr>
           <w:rFonts w:ascii="Arial" w:hAnsi="Arial" w:cs="Arial"/>
@@ -2691,6 +3348,7 @@
         </w:rPr>
         <w:t xml:space="preserve">Containerized local/staging workflows using </w:t>
       </w:r>
+      <w:proofErr w:type="spellStart"/>
       <w:r>
         <w:rPr>
           <w:rStyle w:val="Strong"/>
@@ -2699,6 +3357,7 @@
         </w:rPr>
         <w:t>Docker</w:t>
       </w:r>
+      <w:proofErr w:type="spellEnd"/>
       <w:r>
         <w:rPr>
           <w:rFonts w:ascii="Arial" w:hAnsi="Arial" w:cs="Arial"/>
@@ -2725,8 +3384,25 @@
           <w:rFonts w:ascii="Arial" w:hAnsi="Arial" w:cs="Arial"/>
           <w:sz w:val="20"/>
         </w:rPr>
-        <w:t xml:space="preserve">Built queue-driven background processing for imports and webhooks using </w:t>
-      </w:r>
+        <w:t xml:space="preserve">Built queue-driven background processing for imports and </w:t>
+      </w:r>
+      <w:proofErr w:type="spellStart"/>
+      <w:r>
+        <w:rPr>
+          <w:rFonts w:ascii="Arial" w:hAnsi="Arial" w:cs="Arial"/>
+          <w:sz w:val="20"/>
+        </w:rPr>
+        <w:t>webhooks</w:t>
+      </w:r>
+      <w:proofErr w:type="spellEnd"/>
+      <w:r>
+        <w:rPr>
+          <w:rFonts w:ascii="Arial" w:hAnsi="Arial" w:cs="Arial"/>
+          <w:sz w:val="20"/>
+        </w:rPr>
+        <w:t xml:space="preserve"> using </w:t>
+      </w:r>
+      <w:proofErr w:type="spellStart"/>
       <w:r>
         <w:rPr>
           <w:rStyle w:val="Strong"/>
@@ -2735,6 +3411,7 @@
         </w:rPr>
         <w:t>RabbitMQ</w:t>
       </w:r>
+      <w:proofErr w:type="spellEnd"/>
       <w:r>
         <w:rPr>
           <w:rFonts w:ascii="Arial" w:hAnsi="Arial" w:cs="Arial"/>
@@ -2778,20 +3455,46 @@
         </w:rPr>
         <w:t xml:space="preserve">Integrated search experiences using </w:t>
       </w:r>
-      <w:r>
-        <w:rPr>
-          <w:rStyle w:val="Strong"/>
-          <w:rFonts w:ascii="Arial" w:hAnsi="Arial" w:cs="Arial"/>
-          <w:sz w:val="20"/>
-        </w:rPr>
-        <w:t>Elasticsearch/OpenSearch</w:t>
-      </w:r>
-      <w:r>
-        <w:rPr>
-          <w:rFonts w:ascii="Arial" w:hAnsi="Arial" w:cs="Arial"/>
-          <w:sz w:val="20"/>
-        </w:rPr>
-        <w:t xml:space="preserve"> and relevance tuning for catalog and content pages, improving findability and engagement.</w:t>
+      <w:proofErr w:type="spellStart"/>
+      <w:r>
+        <w:rPr>
+          <w:rStyle w:val="Strong"/>
+          <w:rFonts w:ascii="Arial" w:hAnsi="Arial" w:cs="Arial"/>
+          <w:sz w:val="20"/>
+        </w:rPr>
+        <w:t>Elasticsearch</w:t>
+      </w:r>
+      <w:proofErr w:type="spellEnd"/>
+      <w:r>
+        <w:rPr>
+          <w:rStyle w:val="Strong"/>
+          <w:rFonts w:ascii="Arial" w:hAnsi="Arial" w:cs="Arial"/>
+          <w:sz w:val="20"/>
+        </w:rPr>
+        <w:t>/OpenSearch</w:t>
+      </w:r>
+      <w:r>
+        <w:rPr>
+          <w:rFonts w:ascii="Arial" w:hAnsi="Arial" w:cs="Arial"/>
+          <w:sz w:val="20"/>
+        </w:rPr>
+        <w:t xml:space="preserve"> and relevance tuning for catalog and content pages, improving </w:t>
+      </w:r>
+      <w:proofErr w:type="spellStart"/>
+      <w:r>
+        <w:rPr>
+          <w:rFonts w:ascii="Arial" w:hAnsi="Arial" w:cs="Arial"/>
+          <w:sz w:val="20"/>
+        </w:rPr>
+        <w:t>findability</w:t>
+      </w:r>
+      <w:proofErr w:type="spellEnd"/>
+      <w:r>
+        <w:rPr>
+          <w:rFonts w:ascii="Arial" w:hAnsi="Arial" w:cs="Arial"/>
+          <w:sz w:val="20"/>
+        </w:rPr>
+        <w:t xml:space="preserve"> and engagement.</w:t>
       </w:r>
     </w:p>
     <w:p>
@@ -2814,13 +3517,23 @@
         </w:rPr>
         <w:t xml:space="preserve">Set up CI/CD using </w:t>
       </w:r>
-      <w:r>
-        <w:rPr>
-          <w:rStyle w:val="Strong"/>
-          <w:rFonts w:ascii="Arial" w:hAnsi="Arial" w:cs="Arial"/>
-          <w:sz w:val="20"/>
-        </w:rPr>
-        <w:t>GitLab CI</w:t>
+      <w:proofErr w:type="spellStart"/>
+      <w:r>
+        <w:rPr>
+          <w:rStyle w:val="Strong"/>
+          <w:rFonts w:ascii="Arial" w:hAnsi="Arial" w:cs="Arial"/>
+          <w:sz w:val="20"/>
+        </w:rPr>
+        <w:t>GitLab</w:t>
+      </w:r>
+      <w:proofErr w:type="spellEnd"/>
+      <w:r>
+        <w:rPr>
+          <w:rStyle w:val="Strong"/>
+          <w:rFonts w:ascii="Arial" w:hAnsi="Arial" w:cs="Arial"/>
+          <w:sz w:val="20"/>
+        </w:rPr>
+        <w:t xml:space="preserve"> CI</w:t>
       </w:r>
       <w:r>
         <w:rPr>
@@ -2942,6 +3655,7 @@
       </w:r>
     </w:p>
     <w:p>
+      <w:proofErr w:type="gramStart"/>
       <w:r>
         <w:rPr>
           <w:rFonts w:ascii="Arial" w:eastAsia="Arial" w:hAnsi="Arial" w:cs="Arial"/>
@@ -2953,6 +3667,7 @@
         </w:rPr>
         <w:t>Centric Tech Inc.</w:t>
       </w:r>
+      <w:proofErr w:type="gramEnd"/>
     </w:p>
     <w:p>
       <w:r>
@@ -2985,6 +3700,7 @@
         </w:rPr>
         <w:t xml:space="preserve">Built and maintained content-driven </w:t>
       </w:r>
+      <w:proofErr w:type="spellStart"/>
       <w:r>
         <w:rPr>
           <w:rStyle w:val="Strong"/>
@@ -2993,6 +3709,7 @@
         </w:rPr>
         <w:t>WordPress</w:t>
       </w:r>
+      <w:proofErr w:type="spellEnd"/>
       <w:r>
         <w:rPr>
           <w:rFonts w:ascii="Arial" w:hAnsi="Arial" w:cs="Arial"/>
@@ -3112,7 +3829,23 @@
           <w:rFonts w:ascii="Arial" w:hAnsi="Arial" w:cs="Arial"/>
           <w:sz w:val="20"/>
         </w:rPr>
-        <w:t xml:space="preserve"> patterns, improving responsive layouts and cross-browser stability.</w:t>
+        <w:t xml:space="preserve"> patterns, improving responsive </w:t>
+      </w:r>
+      <w:proofErr w:type="gramStart"/>
+      <w:r>
+        <w:rPr>
+          <w:rFonts w:ascii="Arial" w:hAnsi="Arial" w:cs="Arial"/>
+          <w:sz w:val="20"/>
+        </w:rPr>
+        <w:t>layouts</w:t>
+      </w:r>
+      <w:proofErr w:type="gramEnd"/>
+      <w:r>
+        <w:rPr>
+          <w:rFonts w:ascii="Arial" w:hAnsi="Arial" w:cs="Arial"/>
+          <w:sz w:val="20"/>
+        </w:rPr>
+        <w:t xml:space="preserve"> and cross-browser stability.</w:t>
       </w:r>
     </w:p>
     <w:p>
@@ -3156,6 +3889,7 @@
         </w:rPr>
         <w:t xml:space="preserve">Implemented search improvements using indexing strategies and query tuning patterns that later mapped cleanly to </w:t>
       </w:r>
+      <w:proofErr w:type="spellStart"/>
       <w:r>
         <w:rPr>
           <w:rStyle w:val="Strong"/>
@@ -3164,6 +3898,7 @@
         </w:rPr>
         <w:t>Elasticsearch</w:t>
       </w:r>
+      <w:proofErr w:type="spellEnd"/>
       <w:r>
         <w:rPr>
           <w:rFonts w:ascii="Arial" w:hAnsi="Arial" w:cs="Arial"/>
@@ -3265,7 +4000,23 @@
           <w:rFonts w:ascii="Arial" w:hAnsi="Arial" w:cs="Arial"/>
           <w:sz w:val="20"/>
         </w:rPr>
-        <w:t>Contributed to early queue/cron patterns for background tasks (imports, notifications), preparing the platform for later event-driven integration work.</w:t>
+        <w:t>Contributed to early queue/</w:t>
+      </w:r>
+      <w:proofErr w:type="spellStart"/>
+      <w:r>
+        <w:rPr>
+          <w:rFonts w:ascii="Arial" w:hAnsi="Arial" w:cs="Arial"/>
+          <w:sz w:val="20"/>
+        </w:rPr>
+        <w:t>cron</w:t>
+      </w:r>
+      <w:proofErr w:type="spellEnd"/>
+      <w:r>
+        <w:rPr>
+          <w:rFonts w:ascii="Arial" w:hAnsi="Arial" w:cs="Arial"/>
+          <w:sz w:val="20"/>
+        </w:rPr>
+        <w:t xml:space="preserve"> patterns for background tasks (imports, notifications), preparing the platform for later event-driven integration work.</w:t>
       </w:r>
     </w:p>
     <w:p>
@@ -3416,7 +4167,27 @@
           <w:bCs w:val="0"/>
           <w:color w:val="auto"/>
         </w:rPr>
-        <w:t>Headless Commerce + Content Platform (WooCommerce + React/Next.js)</w:t>
+        <w:t>Headless Commerce + Content Platform (</w:t>
+      </w:r>
+      <w:proofErr w:type="spellStart"/>
+      <w:r>
+        <w:rPr>
+          <w:rStyle w:val="Strong"/>
+          <w:rFonts w:ascii="Arial" w:hAnsi="Arial" w:cs="Arial"/>
+          <w:bCs w:val="0"/>
+          <w:color w:val="auto"/>
+        </w:rPr>
+        <w:t>WooCommerce</w:t>
+      </w:r>
+      <w:proofErr w:type="spellEnd"/>
+      <w:r>
+        <w:rPr>
+          <w:rStyle w:val="Strong"/>
+          <w:rFonts w:ascii="Arial" w:hAnsi="Arial" w:cs="Arial"/>
+          <w:bCs w:val="0"/>
+          <w:color w:val="auto"/>
+        </w:rPr>
+        <w:t xml:space="preserve"> + React/Next.js)</w:t>
       </w:r>
     </w:p>
     <w:p>
@@ -3435,7 +4206,35 @@
         <w:rPr>
           <w:rFonts w:ascii="Arial" w:hAnsi="Arial" w:cs="Arial"/>
         </w:rPr>
-        <w:t xml:space="preserve">Delivered a headless storefront that combined curated WordPress content with WooCommerce checkout, using </w:t>
+        <w:t xml:space="preserve">Delivered a headless storefront that combined curated </w:t>
+      </w:r>
+      <w:proofErr w:type="spellStart"/>
+      <w:r>
+        <w:rPr>
+          <w:rFonts w:ascii="Arial" w:hAnsi="Arial" w:cs="Arial"/>
+        </w:rPr>
+        <w:t>WordPress</w:t>
+      </w:r>
+      <w:proofErr w:type="spellEnd"/>
+      <w:r>
+        <w:rPr>
+          <w:rFonts w:ascii="Arial" w:hAnsi="Arial" w:cs="Arial"/>
+        </w:rPr>
+        <w:t xml:space="preserve"> content with </w:t>
+      </w:r>
+      <w:proofErr w:type="spellStart"/>
+      <w:r>
+        <w:rPr>
+          <w:rFonts w:ascii="Arial" w:hAnsi="Arial" w:cs="Arial"/>
+        </w:rPr>
+        <w:t>WooCommerce</w:t>
+      </w:r>
+      <w:proofErr w:type="spellEnd"/>
+      <w:r>
+        <w:rPr>
+          <w:rFonts w:ascii="Arial" w:hAnsi="Arial" w:cs="Arial"/>
+        </w:rPr>
+        <w:t xml:space="preserve"> checkout, using </w:t>
       </w:r>
       <w:r>
         <w:rPr>
@@ -3450,6 +4249,7 @@
         </w:rPr>
         <w:t>, REST/</w:t>
       </w:r>
+      <w:proofErr w:type="spellStart"/>
       <w:r>
         <w:rPr>
           <w:rStyle w:val="Strong"/>
@@ -3457,11 +4257,26 @@
         </w:rPr>
         <w:t>GraphQL</w:t>
       </w:r>
-      <w:r>
-        <w:rPr>
-          <w:rFonts w:ascii="Arial" w:hAnsi="Arial" w:cs="Arial"/>
-        </w:rPr>
-        <w:t>, and webhook-driven order synchronization.</w:t>
+      <w:proofErr w:type="spellEnd"/>
+      <w:r>
+        <w:rPr>
+          <w:rFonts w:ascii="Arial" w:hAnsi="Arial" w:cs="Arial"/>
+        </w:rPr>
+        <w:t xml:space="preserve">, and </w:t>
+      </w:r>
+      <w:proofErr w:type="spellStart"/>
+      <w:r>
+        <w:rPr>
+          <w:rFonts w:ascii="Arial" w:hAnsi="Arial" w:cs="Arial"/>
+        </w:rPr>
+        <w:t>webhook</w:t>
+      </w:r>
+      <w:proofErr w:type="spellEnd"/>
+      <w:r>
+        <w:rPr>
+          <w:rFonts w:ascii="Arial" w:hAnsi="Arial" w:cs="Arial"/>
+        </w:rPr>
+        <w:t>-driven order synchronization.</w:t>
       </w:r>
     </w:p>
     <w:p>
@@ -3482,6 +4297,7 @@
         </w:rPr>
         <w:t xml:space="preserve">Implemented CDN-first delivery with </w:t>
       </w:r>
+      <w:proofErr w:type="spellStart"/>
       <w:r>
         <w:rPr>
           <w:rStyle w:val="Strong"/>
@@ -3489,6 +4305,7 @@
         </w:rPr>
         <w:t>CloudFront</w:t>
       </w:r>
+      <w:proofErr w:type="spellEnd"/>
       <w:r>
         <w:rPr>
           <w:rFonts w:ascii="Arial" w:hAnsi="Arial" w:cs="Arial"/>
@@ -3525,7 +4342,21 @@
         <w:rPr>
           <w:rFonts w:ascii="Arial" w:hAnsi="Arial" w:cs="Arial"/>
         </w:rPr>
-        <w:t xml:space="preserve">Added reliability controls including idempotent webhook processing, queue-backed retries via </w:t>
+        <w:t xml:space="preserve">Added reliability controls including idempotent </w:t>
+      </w:r>
+      <w:proofErr w:type="spellStart"/>
+      <w:r>
+        <w:rPr>
+          <w:rFonts w:ascii="Arial" w:hAnsi="Arial" w:cs="Arial"/>
+        </w:rPr>
+        <w:t>webhook</w:t>
+      </w:r>
+      <w:proofErr w:type="spellEnd"/>
+      <w:r>
+        <w:rPr>
+          <w:rFonts w:ascii="Arial" w:hAnsi="Arial" w:cs="Arial"/>
+        </w:rPr>
+        <w:t xml:space="preserve"> processing, queue-backed retries via </w:t>
       </w:r>
       <w:r>
         <w:rPr>
@@ -3557,7 +4388,27 @@
           <w:bCs w:val="0"/>
           <w:color w:val="auto"/>
         </w:rPr>
-        <w:t>Search Relevance &amp; Analytics Pipeline (Elasticsearch/OpenSearch + Warehouse Exports)</w:t>
+        <w:t>Search Relevance &amp; Analytics Pipeline (</w:t>
+      </w:r>
+      <w:proofErr w:type="spellStart"/>
+      <w:r>
+        <w:rPr>
+          <w:rStyle w:val="Strong"/>
+          <w:rFonts w:ascii="Arial" w:hAnsi="Arial" w:cs="Arial"/>
+          <w:bCs w:val="0"/>
+          <w:color w:val="auto"/>
+        </w:rPr>
+        <w:t>Elasticsearch</w:t>
+      </w:r>
+      <w:proofErr w:type="spellEnd"/>
+      <w:r>
+        <w:rPr>
+          <w:rStyle w:val="Strong"/>
+          <w:rFonts w:ascii="Arial" w:hAnsi="Arial" w:cs="Arial"/>
+          <w:bCs w:val="0"/>
+          <w:color w:val="auto"/>
+        </w:rPr>
+        <w:t>/OpenSearch + Warehouse Exports)</w:t>
       </w:r>
     </w:p>
     <w:p>
@@ -3578,12 +4429,21 @@
         </w:rPr>
         <w:t xml:space="preserve">Built an indexing pipeline that normalized product/content documents, improved relevance tuning, and supported fast faceting/search experiences using </w:t>
       </w:r>
-      <w:r>
-        <w:rPr>
-          <w:rStyle w:val="Strong"/>
-          <w:rFonts w:ascii="Arial" w:hAnsi="Arial" w:cs="Arial"/>
-        </w:rPr>
-        <w:t>Elasticsearch/OpenSearch</w:t>
+      <w:proofErr w:type="spellStart"/>
+      <w:r>
+        <w:rPr>
+          <w:rStyle w:val="Strong"/>
+          <w:rFonts w:ascii="Arial" w:hAnsi="Arial" w:cs="Arial"/>
+        </w:rPr>
+        <w:t>Elasticsearch</w:t>
+      </w:r>
+      <w:proofErr w:type="spellEnd"/>
+      <w:r>
+        <w:rPr>
+          <w:rStyle w:val="Strong"/>
+          <w:rFonts w:ascii="Arial" w:hAnsi="Arial" w:cs="Arial"/>
+        </w:rPr>
+        <w:t>/OpenSearch</w:t>
       </w:r>
       <w:r>
         <w:rPr>
@@ -3615,8 +4475,17 @@
           <w:rStyle w:val="Strong"/>
           <w:rFonts w:ascii="Arial" w:hAnsi="Arial" w:cs="Arial"/>
         </w:rPr>
-        <w:t>Redshift/BigQuery</w:t>
-      </w:r>
+        <w:t>Redshift/</w:t>
+      </w:r>
+      <w:proofErr w:type="spellStart"/>
+      <w:r>
+        <w:rPr>
+          <w:rStyle w:val="Strong"/>
+          <w:rFonts w:ascii="Arial" w:hAnsi="Arial" w:cs="Arial"/>
+        </w:rPr>
+        <w:t>BigQuery</w:t>
+      </w:r>
+      <w:proofErr w:type="spellEnd"/>
       <w:r>
         <w:rPr>
           <w:rFonts w:ascii="Arial" w:hAnsi="Arial" w:cs="Arial"/>
@@ -3640,8 +4509,23 @@
         <w:rPr>
           <w:rFonts w:ascii="Arial" w:hAnsi="Arial" w:cs="Arial"/>
         </w:rPr>
-        <w:t xml:space="preserve">Added observability coverage with structured logs and dashboards using </w:t>
-      </w:r>
+        <w:t xml:space="preserve">Added </w:t>
+      </w:r>
+      <w:proofErr w:type="spellStart"/>
+      <w:r>
+        <w:rPr>
+          <w:rFonts w:ascii="Arial" w:hAnsi="Arial" w:cs="Arial"/>
+        </w:rPr>
+        <w:t>observability</w:t>
+      </w:r>
+      <w:proofErr w:type="spellEnd"/>
+      <w:r>
+        <w:rPr>
+          <w:rFonts w:ascii="Arial" w:hAnsi="Arial" w:cs="Arial"/>
+        </w:rPr>
+        <w:t xml:space="preserve"> coverage with structured logs and dashboards using </w:t>
+      </w:r>
+      <w:proofErr w:type="spellStart"/>
       <w:r>
         <w:rPr>
           <w:rStyle w:val="Strong"/>
@@ -3649,19 +4533,38 @@
         </w:rPr>
         <w:t>CloudWatch</w:t>
       </w:r>
+      <w:proofErr w:type="spellEnd"/>
       <w:r>
         <w:rPr>
           <w:rFonts w:ascii="Arial" w:hAnsi="Arial" w:cs="Arial"/>
         </w:rPr>
         <w:t xml:space="preserve">, </w:t>
       </w:r>
-      <w:r>
-        <w:rPr>
-          <w:rStyle w:val="Strong"/>
-          <w:rFonts w:ascii="Arial" w:hAnsi="Arial" w:cs="Arial"/>
-        </w:rPr>
-        <w:t>Grafana/Datadog</w:t>
-      </w:r>
+      <w:proofErr w:type="spellStart"/>
+      <w:r>
+        <w:rPr>
+          <w:rStyle w:val="Strong"/>
+          <w:rFonts w:ascii="Arial" w:hAnsi="Arial" w:cs="Arial"/>
+        </w:rPr>
+        <w:t>Grafana</w:t>
+      </w:r>
+      <w:proofErr w:type="spellEnd"/>
+      <w:r>
+        <w:rPr>
+          <w:rStyle w:val="Strong"/>
+          <w:rFonts w:ascii="Arial" w:hAnsi="Arial" w:cs="Arial"/>
+        </w:rPr>
+        <w:t>/</w:t>
+      </w:r>
+      <w:proofErr w:type="spellStart"/>
+      <w:r>
+        <w:rPr>
+          <w:rStyle w:val="Strong"/>
+          <w:rFonts w:ascii="Arial" w:hAnsi="Arial" w:cs="Arial"/>
+        </w:rPr>
+        <w:t>Datadog</w:t>
+      </w:r>
+      <w:proofErr w:type="spellEnd"/>
       <w:r>
         <w:rPr>
           <w:rFonts w:ascii="Arial" w:hAnsi="Arial" w:cs="Arial"/>
@@ -3685,7 +4588,47 @@
           <w:bCs w:val="0"/>
           <w:color w:val="auto"/>
         </w:rPr>
-        <w:t>Infrastructure-as-Code Deployment Toolkit (Multi-Env WordPress)</w:t>
+        <w:t>Infrastructure-as-Code Deployment Toolkit (Multi-</w:t>
+      </w:r>
+      <w:proofErr w:type="spellStart"/>
+      <w:r>
+        <w:rPr>
+          <w:rStyle w:val="Strong"/>
+          <w:rFonts w:ascii="Arial" w:hAnsi="Arial" w:cs="Arial"/>
+          <w:bCs w:val="0"/>
+          <w:color w:val="auto"/>
+        </w:rPr>
+        <w:t>Env</w:t>
+      </w:r>
+      <w:proofErr w:type="spellEnd"/>
+      <w:r>
+        <w:rPr>
+          <w:rStyle w:val="Strong"/>
+          <w:rFonts w:ascii="Arial" w:hAnsi="Arial" w:cs="Arial"/>
+          <w:bCs w:val="0"/>
+          <w:color w:val="auto"/>
+        </w:rPr>
+        <w:t xml:space="preserve"> </w:t>
+      </w:r>
+      <w:proofErr w:type="spellStart"/>
+      <w:r>
+        <w:rPr>
+          <w:rStyle w:val="Strong"/>
+          <w:rFonts w:ascii="Arial" w:hAnsi="Arial" w:cs="Arial"/>
+          <w:bCs w:val="0"/>
+          <w:color w:val="auto"/>
+        </w:rPr>
+        <w:t>WordPress</w:t>
+      </w:r>
+      <w:proofErr w:type="spellEnd"/>
+      <w:r>
+        <w:rPr>
+          <w:rStyle w:val="Strong"/>
+          <w:rFonts w:ascii="Arial" w:hAnsi="Arial" w:cs="Arial"/>
+          <w:bCs w:val="0"/>
+          <w:color w:val="auto"/>
+        </w:rPr>
+        <w:t>)</w:t>
       </w:r>
     </w:p>
     <w:p>
@@ -3706,13 +4649,31 @@
         </w:rPr>
         <w:t xml:space="preserve">Standardized environment provisioning using </w:t>
       </w:r>
-      <w:r>
-        <w:rPr>
-          <w:rStyle w:val="Strong"/>
-          <w:rFonts w:ascii="Arial" w:hAnsi="Arial" w:cs="Arial"/>
-        </w:rPr>
-        <w:t>Terraform/CloudFormation</w:t>
-      </w:r>
+      <w:proofErr w:type="spellStart"/>
+      <w:r>
+        <w:rPr>
+          <w:rStyle w:val="Strong"/>
+          <w:rFonts w:ascii="Arial" w:hAnsi="Arial" w:cs="Arial"/>
+        </w:rPr>
+        <w:t>Terraform</w:t>
+      </w:r>
+      <w:proofErr w:type="spellEnd"/>
+      <w:r>
+        <w:rPr>
+          <w:rStyle w:val="Strong"/>
+          <w:rFonts w:ascii="Arial" w:hAnsi="Arial" w:cs="Arial"/>
+        </w:rPr>
+        <w:t>/</w:t>
+      </w:r>
+      <w:proofErr w:type="spellStart"/>
+      <w:r>
+        <w:rPr>
+          <w:rStyle w:val="Strong"/>
+          <w:rFonts w:ascii="Arial" w:hAnsi="Arial" w:cs="Arial"/>
+        </w:rPr>
+        <w:t>CloudFormation</w:t>
+      </w:r>
+      <w:proofErr w:type="spellEnd"/>
       <w:r>
         <w:rPr>
           <w:rFonts w:ascii="Arial" w:hAnsi="Arial" w:cs="Arial"/>
@@ -3751,12 +4712,37 @@
         </w:rPr>
         <w:t xml:space="preserve">Implemented CI/CD templates across </w:t>
       </w:r>
-      <w:r>
-        <w:rPr>
-          <w:rStyle w:val="Strong"/>
-          <w:rFonts w:ascii="Arial" w:hAnsi="Arial" w:cs="Arial"/>
-        </w:rPr>
-        <w:t>GitHub Actions/GitLab CI/Jenkins</w:t>
+      <w:proofErr w:type="spellStart"/>
+      <w:r>
+        <w:rPr>
+          <w:rStyle w:val="Strong"/>
+          <w:rFonts w:ascii="Arial" w:hAnsi="Arial" w:cs="Arial"/>
+        </w:rPr>
+        <w:t>GitHub</w:t>
+      </w:r>
+      <w:proofErr w:type="spellEnd"/>
+      <w:r>
+        <w:rPr>
+          <w:rStyle w:val="Strong"/>
+          <w:rFonts w:ascii="Arial" w:hAnsi="Arial" w:cs="Arial"/>
+        </w:rPr>
+        <w:t xml:space="preserve"> Actions/</w:t>
+      </w:r>
+      <w:proofErr w:type="spellStart"/>
+      <w:r>
+        <w:rPr>
+          <w:rStyle w:val="Strong"/>
+          <w:rFonts w:ascii="Arial" w:hAnsi="Arial" w:cs="Arial"/>
+        </w:rPr>
+        <w:t>GitLab</w:t>
+      </w:r>
+      <w:proofErr w:type="spellEnd"/>
+      <w:r>
+        <w:rPr>
+          <w:rStyle w:val="Strong"/>
+          <w:rFonts w:ascii="Arial" w:hAnsi="Arial" w:cs="Arial"/>
+        </w:rPr>
+        <w:t xml:space="preserve"> CI/Jenkins</w:t>
       </w:r>
       <w:r>
         <w:rPr>
